--- a/IET ASSEMENT.docx
+++ b/IET ASSEMENT.docx
@@ -451,8 +451,6 @@
           <w:sz w:val="36"/>
         </w:rPr>
       </w:pPr>
-      <w:bookmarkStart w:id="0" w:name="_GoBack"/>
-      <w:bookmarkEnd w:id="0"/>
       <w:r>
         <w:rPr>
           <w:b/>
@@ -2503,25 +2501,6 @@
     </w:p>
     <w:p>
       <w:pPr>
-        <w:pStyle w:val="Heading2"/>
-        <w:spacing w:before="240" w:after="120"/>
-        <w:rPr>
-          <w:b/>
-          <w:color w:val="000000" w:themeColor="text1"/>
-          <w:sz w:val="28"/>
-        </w:rPr>
-      </w:pPr>
-      <w:r>
-        <w:rPr>
-          <w:b/>
-          <w:color w:val="000000" w:themeColor="text1"/>
-          <w:sz w:val="28"/>
-        </w:rPr>
-        <w:t>Result</w:t>
-      </w:r>
-    </w:p>
-    <w:p>
-      <w:pPr>
         <w:spacing w:after="120"/>
         <w:rPr>
           <w:color w:val="000000" w:themeColor="text1"/>
@@ -2533,633 +2512,11 @@
           <w:color w:val="000000" w:themeColor="text1"/>
           <w:sz w:val="22"/>
         </w:rPr>
-        <w:t xml:space="preserve">k-NN regression, standardised features, Euclidean and </w:t>
-      </w:r>
-      <w:proofErr w:type="spellStart"/>
-      <w:r>
-        <w:rPr>
-          <w:color w:val="000000" w:themeColor="text1"/>
-          <w:sz w:val="22"/>
-        </w:rPr>
-        <w:t>Mahalanobis</w:t>
-      </w:r>
-      <w:proofErr w:type="spellEnd"/>
-      <w:r>
-        <w:rPr>
-          <w:color w:val="000000" w:themeColor="text1"/>
-          <w:sz w:val="22"/>
-        </w:rPr>
-        <w:t xml:space="preserve"> metrics, and elbow-based k-selection together give a defensible, from-first-principles regressor </w:t>
-      </w:r>
-      <w:proofErr w:type="gramStart"/>
-      <w:r>
-        <w:rPr>
-          <w:color w:val="000000" w:themeColor="text1"/>
-          <w:sz w:val="22"/>
-        </w:rPr>
-        <w:t>whose</w:t>
-      </w:r>
-      <w:proofErr w:type="gramEnd"/>
-      <w:r>
-        <w:rPr>
-          <w:color w:val="000000" w:themeColor="text1"/>
-          <w:sz w:val="22"/>
-        </w:rPr>
-        <w:t xml:space="preserve"> only "training" cost is storing the data and (for </w:t>
-      </w:r>
-      <w:proofErr w:type="spellStart"/>
-      <w:r>
-        <w:rPr>
-          <w:color w:val="000000" w:themeColor="text1"/>
-          <w:sz w:val="22"/>
-        </w:rPr>
-        <w:t>Mahalanobis</w:t>
-      </w:r>
-      <w:proofErr w:type="spellEnd"/>
-      <w:r>
-        <w:rPr>
-          <w:color w:val="000000" w:themeColor="text1"/>
-          <w:sz w:val="22"/>
-        </w:rPr>
-        <w:t>) estimating S; all learning happens lazily at prediction time.</w:t>
-      </w:r>
-    </w:p>
-    <w:p>
-      <w:pPr>
-        <w:spacing w:after="120"/>
-        <w:rPr>
-          <w:b/>
-          <w:color w:val="000000" w:themeColor="text1"/>
-          <w:sz w:val="28"/>
-        </w:rPr>
-      </w:pPr>
-      <w:r>
-        <w:rPr>
-          <w:b/>
-          <w:color w:val="000000" w:themeColor="text1"/>
-          <w:sz w:val="28"/>
-        </w:rPr>
-        <w:t>PART (</w:t>
-      </w:r>
-      <w:r>
-        <w:rPr>
-          <w:b/>
-          <w:color w:val="000000" w:themeColor="text1"/>
-          <w:sz w:val="28"/>
-        </w:rPr>
-        <w:t>B</w:t>
-      </w:r>
-      <w:r>
-        <w:rPr>
-          <w:b/>
-          <w:color w:val="000000" w:themeColor="text1"/>
-          <w:sz w:val="28"/>
-        </w:rPr>
-        <w:t>): Exploratory Data Analysis</w:t>
-      </w:r>
-    </w:p>
-    <w:p>
-      <w:pPr>
-        <w:spacing w:after="120"/>
-        <w:rPr>
-          <w:color w:val="000000" w:themeColor="text1"/>
-          <w:sz w:val="28"/>
-        </w:rPr>
-      </w:pPr>
-      <w:r>
-        <w:rPr>
-          <w:color w:val="000000" w:themeColor="text1"/>
-          <w:sz w:val="28"/>
-        </w:rPr>
-        <w:t xml:space="preserve">Data Cleaning and </w:t>
-      </w:r>
-      <w:proofErr w:type="spellStart"/>
-      <w:r>
-        <w:rPr>
-          <w:color w:val="000000" w:themeColor="text1"/>
-          <w:sz w:val="28"/>
-        </w:rPr>
-        <w:t>Preprocessing</w:t>
-      </w:r>
-      <w:proofErr w:type="spellEnd"/>
-      <w:r>
-        <w:rPr>
-          <w:color w:val="000000" w:themeColor="text1"/>
-          <w:sz w:val="28"/>
-        </w:rPr>
-        <w:t xml:space="preserve"> Strategy</w:t>
-      </w:r>
-    </w:p>
-    <w:p>
-      <w:pPr>
-        <w:spacing w:after="120"/>
-        <w:rPr>
-          <w:color w:val="000000" w:themeColor="text1"/>
-          <w:sz w:val="28"/>
-        </w:rPr>
-      </w:pPr>
-      <w:r>
-        <w:rPr>
-          <w:color w:val="000000" w:themeColor="text1"/>
-          <w:sz w:val="28"/>
-        </w:rPr>
-        <w:t>1. Data Acquisition and Merging:</w:t>
-      </w:r>
-    </w:p>
-    <w:p>
-      <w:pPr>
-        <w:pStyle w:val="ListParagraph"/>
-        <w:numPr>
-          <w:ilvl w:val="0"/>
-          <w:numId w:val="2"/>
-        </w:numPr>
-        <w:spacing w:after="120"/>
-        <w:rPr>
-          <w:color w:val="000000" w:themeColor="text1"/>
-          <w:sz w:val="28"/>
-        </w:rPr>
-      </w:pPr>
-      <w:r>
-        <w:rPr>
-          <w:color w:val="000000" w:themeColor="text1"/>
-          <w:sz w:val="28"/>
-        </w:rPr>
-        <w:t>Use publicly available datasets like:</w:t>
-      </w:r>
-    </w:p>
-    <w:p>
-      <w:pPr>
-        <w:pStyle w:val="ListParagraph"/>
-        <w:numPr>
-          <w:ilvl w:val="0"/>
-          <w:numId w:val="2"/>
-        </w:numPr>
-        <w:spacing w:after="120"/>
-        <w:rPr>
-          <w:color w:val="000000" w:themeColor="text1"/>
-          <w:sz w:val="28"/>
-        </w:rPr>
-      </w:pPr>
-      <w:r>
-        <w:rPr>
-          <w:color w:val="000000" w:themeColor="text1"/>
-          <w:sz w:val="28"/>
-        </w:rPr>
-        <w:t>FAOSTAT (Food and Agriculture Organization)</w:t>
-      </w:r>
-    </w:p>
-    <w:p>
-      <w:pPr>
-        <w:pStyle w:val="ListParagraph"/>
-        <w:numPr>
-          <w:ilvl w:val="0"/>
-          <w:numId w:val="2"/>
-        </w:numPr>
-        <w:spacing w:after="120"/>
-        <w:rPr>
-          <w:color w:val="000000" w:themeColor="text1"/>
-          <w:sz w:val="28"/>
-        </w:rPr>
-      </w:pPr>
-      <w:r>
-        <w:rPr>
-          <w:color w:val="000000" w:themeColor="text1"/>
-          <w:sz w:val="28"/>
-        </w:rPr>
-        <w:t xml:space="preserve">NASA POWER (Prediction </w:t>
-      </w:r>
-      <w:proofErr w:type="gramStart"/>
-      <w:r>
-        <w:rPr>
-          <w:color w:val="000000" w:themeColor="text1"/>
-          <w:sz w:val="28"/>
-        </w:rPr>
-        <w:t>Of</w:t>
-      </w:r>
-      <w:proofErr w:type="gramEnd"/>
-      <w:r>
-        <w:rPr>
-          <w:color w:val="000000" w:themeColor="text1"/>
-          <w:sz w:val="28"/>
-        </w:rPr>
-        <w:t xml:space="preserve"> Worldwide Energy Resources)</w:t>
-      </w:r>
-    </w:p>
-    <w:p>
-      <w:pPr>
-        <w:pStyle w:val="ListParagraph"/>
-        <w:numPr>
-          <w:ilvl w:val="0"/>
-          <w:numId w:val="2"/>
-        </w:numPr>
-        <w:spacing w:after="120"/>
-        <w:rPr>
-          <w:color w:val="000000" w:themeColor="text1"/>
-          <w:sz w:val="28"/>
-        </w:rPr>
-      </w:pPr>
-      <w:r>
-        <w:rPr>
-          <w:color w:val="000000" w:themeColor="text1"/>
-          <w:sz w:val="28"/>
-        </w:rPr>
-        <w:t>CHIRPS (Climate Hazards Group InfraRed Precipitation with Station data)</w:t>
-      </w:r>
-    </w:p>
-    <w:p>
-      <w:pPr>
-        <w:pStyle w:val="ListParagraph"/>
-        <w:numPr>
-          <w:ilvl w:val="0"/>
-          <w:numId w:val="2"/>
-        </w:numPr>
-        <w:spacing w:after="120"/>
-        <w:rPr>
-          <w:color w:val="000000" w:themeColor="text1"/>
-          <w:sz w:val="28"/>
-        </w:rPr>
-      </w:pPr>
-      <w:r>
-        <w:rPr>
-          <w:color w:val="000000" w:themeColor="text1"/>
-          <w:sz w:val="28"/>
-        </w:rPr>
-        <w:t>USDA crop yield data</w:t>
-      </w:r>
-    </w:p>
-    <w:p>
-      <w:pPr>
-        <w:spacing w:after="120"/>
-        <w:rPr>
-          <w:color w:val="000000" w:themeColor="text1"/>
-          <w:sz w:val="28"/>
-        </w:rPr>
-      </w:pPr>
-    </w:p>
-    <w:p>
-      <w:pPr>
-        <w:pStyle w:val="Heading2"/>
-        <w:spacing w:before="240" w:after="120"/>
-        <w:rPr>
-          <w:b/>
-          <w:color w:val="000000" w:themeColor="text1"/>
-          <w:sz w:val="28"/>
-        </w:rPr>
-      </w:pPr>
-      <w:r>
-        <w:rPr>
-          <w:b/>
-          <w:color w:val="000000" w:themeColor="text1"/>
-          <w:sz w:val="28"/>
-        </w:rPr>
-        <w:t>Algorithm</w:t>
-      </w:r>
-    </w:p>
-    <w:p>
-      <w:pPr>
-        <w:pStyle w:val="ListParagraph"/>
-        <w:numPr>
-          <w:ilvl w:val="0"/>
-          <w:numId w:val="1"/>
-        </w:numPr>
-        <w:spacing w:after="60"/>
-        <w:rPr>
-          <w:color w:val="000000" w:themeColor="text1"/>
-          <w:sz w:val="22"/>
-        </w:rPr>
-      </w:pPr>
-      <w:r>
-        <w:rPr>
-          <w:color w:val="000000" w:themeColor="text1"/>
-          <w:sz w:val="22"/>
-        </w:rPr>
-        <w:t>Standardise features exactly as for k-NN (weights are distance-based, so scale sensitivity is identical).</w:t>
-      </w:r>
-    </w:p>
-    <w:p>
-      <w:pPr>
-        <w:pStyle w:val="ListParagraph"/>
-        <w:numPr>
-          <w:ilvl w:val="0"/>
-          <w:numId w:val="1"/>
-        </w:numPr>
-        <w:spacing w:after="60"/>
-        <w:rPr>
-          <w:color w:val="000000" w:themeColor="text1"/>
-          <w:sz w:val="22"/>
-        </w:rPr>
-      </w:pPr>
-      <w:r>
-        <w:rPr>
-          <w:color w:val="000000" w:themeColor="text1"/>
-          <w:sz w:val="22"/>
-        </w:rPr>
-        <w:t xml:space="preserve">For each query </w:t>
-      </w:r>
-      <w:proofErr w:type="spellStart"/>
-      <w:r>
-        <w:rPr>
-          <w:color w:val="000000" w:themeColor="text1"/>
-          <w:sz w:val="22"/>
-        </w:rPr>
-        <w:t>x_q</w:t>
-      </w:r>
-      <w:proofErr w:type="spellEnd"/>
-      <w:r>
-        <w:rPr>
-          <w:color w:val="000000" w:themeColor="text1"/>
-          <w:sz w:val="22"/>
-        </w:rPr>
-        <w:t xml:space="preserve">: compute </w:t>
-      </w:r>
-      <w:proofErr w:type="spellStart"/>
-      <w:r>
-        <w:rPr>
-          <w:color w:val="000000" w:themeColor="text1"/>
-          <w:sz w:val="22"/>
-        </w:rPr>
-        <w:t>w_i</w:t>
-      </w:r>
-      <w:proofErr w:type="spellEnd"/>
-      <w:r>
-        <w:rPr>
-          <w:color w:val="000000" w:themeColor="text1"/>
-          <w:sz w:val="22"/>
-        </w:rPr>
-        <w:t>(</w:t>
-      </w:r>
-      <w:proofErr w:type="spellStart"/>
-      <w:r>
-        <w:rPr>
-          <w:color w:val="000000" w:themeColor="text1"/>
-          <w:sz w:val="22"/>
-        </w:rPr>
-        <w:t>x_q</w:t>
-      </w:r>
-      <w:proofErr w:type="spellEnd"/>
-      <w:r>
-        <w:rPr>
-          <w:color w:val="000000" w:themeColor="text1"/>
-          <w:sz w:val="22"/>
-        </w:rPr>
-        <w:t xml:space="preserve">) for all </w:t>
-      </w:r>
-      <w:proofErr w:type="spellStart"/>
-      <w:r>
-        <w:rPr>
-          <w:color w:val="000000" w:themeColor="text1"/>
-          <w:sz w:val="22"/>
-        </w:rPr>
-        <w:t>i</w:t>
-      </w:r>
-      <w:proofErr w:type="spellEnd"/>
-      <w:r>
-        <w:rPr>
-          <w:color w:val="000000" w:themeColor="text1"/>
-          <w:sz w:val="22"/>
-        </w:rPr>
-        <w:t xml:space="preserve"> via the Gaussian kernel.</w:t>
-      </w:r>
-    </w:p>
-    <w:p>
-      <w:pPr>
-        <w:pStyle w:val="ListParagraph"/>
-        <w:numPr>
-          <w:ilvl w:val="0"/>
-          <w:numId w:val="1"/>
-        </w:numPr>
-        <w:spacing w:after="60"/>
-        <w:rPr>
-          <w:color w:val="000000" w:themeColor="text1"/>
-          <w:sz w:val="22"/>
-        </w:rPr>
-      </w:pPr>
-      <w:r>
-        <w:rPr>
-          <w:color w:val="000000" w:themeColor="text1"/>
-          <w:sz w:val="22"/>
-        </w:rPr>
-        <w:lastRenderedPageBreak/>
-        <w:t xml:space="preserve">Form W = </w:t>
-      </w:r>
-      <w:proofErr w:type="spellStart"/>
-      <w:r>
-        <w:rPr>
-          <w:color w:val="000000" w:themeColor="text1"/>
-          <w:sz w:val="22"/>
-        </w:rPr>
-        <w:t>diag</w:t>
-      </w:r>
-      <w:proofErr w:type="spellEnd"/>
-      <w:r>
-        <w:rPr>
-          <w:color w:val="000000" w:themeColor="text1"/>
-          <w:sz w:val="22"/>
-        </w:rPr>
-        <w:t xml:space="preserve">(w) and solve the normal equations θ* = (XᵀWX)⁻¹XᵀWy (use </w:t>
-      </w:r>
-      <w:proofErr w:type="spellStart"/>
-      <w:proofErr w:type="gramStart"/>
-      <w:r>
-        <w:rPr>
-          <w:color w:val="000000" w:themeColor="text1"/>
-          <w:sz w:val="22"/>
-        </w:rPr>
-        <w:t>np.linalg</w:t>
-      </w:r>
-      <w:proofErr w:type="gramEnd"/>
-      <w:r>
-        <w:rPr>
-          <w:color w:val="000000" w:themeColor="text1"/>
-          <w:sz w:val="22"/>
-        </w:rPr>
-        <w:t>.solve</w:t>
-      </w:r>
-      <w:proofErr w:type="spellEnd"/>
-      <w:r>
-        <w:rPr>
-          <w:color w:val="000000" w:themeColor="text1"/>
-          <w:sz w:val="22"/>
-        </w:rPr>
-        <w:t xml:space="preserve"> rather than an explicit matrix inverse, for numerical stability).</w:t>
-      </w:r>
-    </w:p>
-    <w:p>
-      <w:pPr>
-        <w:pStyle w:val="ListParagraph"/>
-        <w:numPr>
-          <w:ilvl w:val="0"/>
-          <w:numId w:val="1"/>
-        </w:numPr>
-        <w:spacing w:after="60"/>
-        <w:rPr>
-          <w:color w:val="000000" w:themeColor="text1"/>
-          <w:sz w:val="22"/>
-        </w:rPr>
-      </w:pPr>
-      <w:r>
-        <w:rPr>
-          <w:color w:val="000000" w:themeColor="text1"/>
-          <w:sz w:val="22"/>
-        </w:rPr>
-        <w:t>Predict ŷ(</w:t>
-      </w:r>
-      <w:proofErr w:type="spellStart"/>
-      <w:r>
-        <w:rPr>
-          <w:color w:val="000000" w:themeColor="text1"/>
-          <w:sz w:val="22"/>
-        </w:rPr>
-        <w:t>x_q</w:t>
-      </w:r>
-      <w:proofErr w:type="spellEnd"/>
-      <w:r>
-        <w:rPr>
-          <w:color w:val="000000" w:themeColor="text1"/>
-          <w:sz w:val="22"/>
-        </w:rPr>
-        <w:t xml:space="preserve">) = </w:t>
-      </w:r>
-      <w:proofErr w:type="spellStart"/>
-      <w:r>
-        <w:rPr>
-          <w:color w:val="000000" w:themeColor="text1"/>
-          <w:sz w:val="22"/>
-        </w:rPr>
-        <w:t>x_q</w:t>
-      </w:r>
-      <w:proofErr w:type="spellEnd"/>
-      <w:r>
-        <w:rPr>
-          <w:color w:val="000000" w:themeColor="text1"/>
-          <w:sz w:val="22"/>
-        </w:rPr>
-        <w:t>ᵀ θ*.</w:t>
-      </w:r>
-    </w:p>
-    <w:p>
-      <w:pPr>
-        <w:spacing w:after="120"/>
-        <w:rPr>
-          <w:color w:val="000000" w:themeColor="text1"/>
-          <w:sz w:val="22"/>
-        </w:rPr>
-      </w:pPr>
-      <w:r>
-        <w:rPr>
-          <w:color w:val="000000" w:themeColor="text1"/>
-          <w:sz w:val="22"/>
-        </w:rPr>
-        <w:t>Tune τ by the same validation-curve procedure used for k in part (b): sweep τ, plot validation RMSE, select the elbow</w:t>
-      </w:r>
-    </w:p>
-    <w:p>
-      <w:pPr>
-        <w:spacing w:after="120"/>
-        <w:rPr>
-          <w:color w:val="000000" w:themeColor="text1"/>
-          <w:sz w:val="22"/>
-        </w:rPr>
-      </w:pPr>
-    </w:p>
-    <w:p>
-      <w:pPr>
-        <w:spacing w:after="120"/>
-        <w:rPr>
-          <w:b/>
-          <w:color w:val="000000" w:themeColor="text1"/>
-          <w:sz w:val="22"/>
-        </w:rPr>
-      </w:pPr>
-      <w:r>
-        <w:rPr>
-          <w:b/>
-          <w:color w:val="000000" w:themeColor="text1"/>
-          <w:sz w:val="22"/>
-        </w:rPr>
-        <w:t>RESULT</w:t>
-      </w:r>
-    </w:p>
-    <w:p>
-      <w:pPr>
-        <w:spacing w:after="120"/>
-        <w:rPr>
-          <w:color w:val="000000" w:themeColor="text1"/>
-          <w:sz w:val="22"/>
-        </w:rPr>
-      </w:pPr>
-    </w:p>
-    <w:p>
-      <w:pPr>
-        <w:spacing w:after="120"/>
-        <w:rPr>
-          <w:color w:val="000000" w:themeColor="text1"/>
-          <w:sz w:val="22"/>
-        </w:rPr>
-      </w:pPr>
-      <w:r>
-        <w:rPr>
-          <w:color w:val="000000" w:themeColor="text1"/>
-          <w:sz w:val="22"/>
-        </w:rPr>
-        <w:t xml:space="preserve">LWR is expected to outperform k-NN (lower validation RMSE) in </w:t>
-      </w:r>
-      <w:proofErr w:type="spellStart"/>
-      <w:r>
-        <w:rPr>
-          <w:color w:val="000000" w:themeColor="text1"/>
-          <w:sz w:val="22"/>
-        </w:rPr>
-        <w:t>agro</w:t>
-      </w:r>
-      <w:proofErr w:type="spellEnd"/>
-      <w:r>
-        <w:rPr>
-          <w:color w:val="000000" w:themeColor="text1"/>
-          <w:sz w:val="22"/>
-        </w:rPr>
-        <w:t>-climatic regions where yield responds roughly linearly to the engineered features, while k-NN is expected to be more robust than LWR in regions with sharp non-linear thresholds (e.g., heat-stress cut-offs), since it makes no linearity assumption. Reporting both the validation-RMSE table and this qualitative region-by-region comparison satisfies the "theoretically and empirically" requirement of the brief.</w:t>
-      </w:r>
-    </w:p>
-    <w:p>
-      <w:pPr>
-        <w:spacing w:after="120"/>
-        <w:rPr>
-          <w:b/>
-          <w:color w:val="000000" w:themeColor="text1"/>
-          <w:sz w:val="22"/>
-        </w:rPr>
-      </w:pPr>
-      <w:r>
-        <w:rPr>
-          <w:b/>
-          <w:color w:val="000000" w:themeColor="text1"/>
-          <w:sz w:val="22"/>
-        </w:rPr>
-        <w:t xml:space="preserve"> CODE</w:t>
-      </w:r>
-    </w:p>
-    <w:p>
-      <w:pPr>
-        <w:spacing w:after="120"/>
-        <w:rPr>
-          <w:b/>
-          <w:color w:val="000000" w:themeColor="text1"/>
-          <w:sz w:val="22"/>
-        </w:rPr>
-      </w:pPr>
-      <w:r>
-        <w:rPr>
-          <w:b/>
-          <w:noProof/>
-          <w:color w:val="000000" w:themeColor="text1"/>
-          <w:sz w:val="22"/>
-        </w:rPr>
         <w:drawing>
-          <wp:inline distT="0" distB="0" distL="0" distR="0" wp14:anchorId="42AF3958" wp14:editId="54036397">
-            <wp:extent cx="5943600" cy="2428240"/>
+          <wp:inline distT="0" distB="0" distL="0" distR="0" wp14:anchorId="228E0262" wp14:editId="6FF55D57">
+            <wp:extent cx="5943600" cy="3912235"/>
             <wp:effectExtent l="0" t="0" r="0" b="0"/>
-            <wp:docPr id="6" name="Picture 6"/>
+            <wp:docPr id="7" name="Picture 7"/>
             <wp:cNvGraphicFramePr>
               <a:graphicFrameLocks xmlns:a="http://schemas.openxmlformats.org/drawingml/2006/main" noChangeAspect="1"/>
             </wp:cNvGraphicFramePr>
@@ -3179,7 +2536,7 @@
                   <pic:spPr>
                     <a:xfrm>
                       <a:off x="0" y="0"/>
-                      <a:ext cx="5943600" cy="2428240"/>
+                      <a:ext cx="5943600" cy="3912235"/>
                     </a:xfrm>
                     <a:prstGeom prst="rect">
                       <a:avLst/>
@@ -3194,43 +2551,6 @@
     </w:p>
     <w:p>
       <w:pPr>
-        <w:spacing w:after="120"/>
-        <w:rPr>
-          <w:color w:val="000000" w:themeColor="text1"/>
-          <w:sz w:val="22"/>
-        </w:rPr>
-      </w:pPr>
-    </w:p>
-    <w:p>
-      <w:pPr>
-        <w:spacing w:after="120"/>
-        <w:rPr>
-          <w:color w:val="000000" w:themeColor="text1"/>
-          <w:sz w:val="28"/>
-        </w:rPr>
-      </w:pPr>
-    </w:p>
-    <w:p>
-      <w:pPr>
-        <w:pStyle w:val="Heading1"/>
-        <w:spacing w:before="360" w:after="160"/>
-        <w:rPr>
-          <w:b/>
-          <w:color w:val="000000" w:themeColor="text1"/>
-          <w:sz w:val="36"/>
-        </w:rPr>
-      </w:pPr>
-      <w:r>
-        <w:rPr>
-          <w:b/>
-          <w:color w:val="000000" w:themeColor="text1"/>
-          <w:sz w:val="36"/>
-        </w:rPr>
-        <w:t>Part (c): Locally Weighted Regression — Derivation &amp; Bias–Variance Comparison</w:t>
-      </w:r>
-    </w:p>
-    <w:p>
-      <w:pPr>
         <w:pStyle w:val="Heading2"/>
         <w:spacing w:before="240" w:after="120"/>
         <w:rPr>
@@ -3245,7 +2565,7 @@
           <w:color w:val="000000" w:themeColor="text1"/>
           <w:sz w:val="28"/>
         </w:rPr>
-        <w:t>Aim</w:t>
+        <w:t>Result</w:t>
       </w:r>
     </w:p>
     <w:p>
@@ -3261,13 +2581,61 @@
           <w:color w:val="000000" w:themeColor="text1"/>
           <w:sz w:val="22"/>
         </w:rPr>
-        <w:t>To derive Locally Weighted Regression (LWR) from first principles, including the weighting kernel and the weighted normal equations, and to compare its bias–variance behaviour against k-NN both theoretically and empirically.</w:t>
-      </w:r>
-    </w:p>
-    <w:p>
-      <w:pPr>
-        <w:pStyle w:val="Heading2"/>
-        <w:spacing w:before="240" w:after="120"/>
+        <w:lastRenderedPageBreak/>
+        <w:t xml:space="preserve">k-NN regression, standardised features, Euclidean and </w:t>
+      </w:r>
+      <w:proofErr w:type="spellStart"/>
+      <w:r>
+        <w:rPr>
+          <w:color w:val="000000" w:themeColor="text1"/>
+          <w:sz w:val="22"/>
+        </w:rPr>
+        <w:t>Mahalanobis</w:t>
+      </w:r>
+      <w:proofErr w:type="spellEnd"/>
+      <w:r>
+        <w:rPr>
+          <w:color w:val="000000" w:themeColor="text1"/>
+          <w:sz w:val="22"/>
+        </w:rPr>
+        <w:t xml:space="preserve"> metrics, and elbow-based k-selection together give a defensible, from-first-principles regressor </w:t>
+      </w:r>
+      <w:proofErr w:type="gramStart"/>
+      <w:r>
+        <w:rPr>
+          <w:color w:val="000000" w:themeColor="text1"/>
+          <w:sz w:val="22"/>
+        </w:rPr>
+        <w:t>whose</w:t>
+      </w:r>
+      <w:proofErr w:type="gramEnd"/>
+      <w:r>
+        <w:rPr>
+          <w:color w:val="000000" w:themeColor="text1"/>
+          <w:sz w:val="22"/>
+        </w:rPr>
+        <w:t xml:space="preserve"> only "training" cost is storing the data and (for </w:t>
+      </w:r>
+      <w:proofErr w:type="spellStart"/>
+      <w:r>
+        <w:rPr>
+          <w:color w:val="000000" w:themeColor="text1"/>
+          <w:sz w:val="22"/>
+        </w:rPr>
+        <w:t>Mahalanobis</w:t>
+      </w:r>
+      <w:proofErr w:type="spellEnd"/>
+      <w:r>
+        <w:rPr>
+          <w:color w:val="000000" w:themeColor="text1"/>
+          <w:sz w:val="22"/>
+        </w:rPr>
+        <w:t>) estimating S; all learning happens lazily at prediction time.</w:t>
+      </w:r>
+    </w:p>
+    <w:p>
+      <w:pPr>
+        <w:spacing w:after="120"/>
         <w:rPr>
           <w:b/>
           <w:color w:val="000000" w:themeColor="text1"/>
@@ -3280,7 +2648,23 @@
           <w:color w:val="000000" w:themeColor="text1"/>
           <w:sz w:val="28"/>
         </w:rPr>
-        <w:t>Theory &amp; Derivation</w:t>
+        <w:t>PART (</w:t>
+      </w:r>
+      <w:r>
+        <w:rPr>
+          <w:b/>
+          <w:color w:val="000000" w:themeColor="text1"/>
+          <w:sz w:val="28"/>
+        </w:rPr>
+        <w:t>B</w:t>
+      </w:r>
+      <w:r>
+        <w:rPr>
+          <w:b/>
+          <w:color w:val="000000" w:themeColor="text1"/>
+          <w:sz w:val="28"/>
+        </w:rPr>
+        <w:t>): Exploratory Data Analysis</w:t>
       </w:r>
     </w:p>
     <w:p>
@@ -3288,296 +2672,168 @@
         <w:spacing w:after="120"/>
         <w:rPr>
           <w:color w:val="000000" w:themeColor="text1"/>
-          <w:sz w:val="22"/>
-        </w:rPr>
-      </w:pPr>
-      <w:r>
-        <w:rPr>
-          <w:color w:val="000000" w:themeColor="text1"/>
-          <w:sz w:val="22"/>
-        </w:rPr>
-        <w:t>LWR fits a separate local linear model for every query point, weighting nearby training instances more heavily than distant ones. The local objective is a weighted least-squares problem:</w:t>
-      </w:r>
-    </w:p>
-    <w:p>
-      <w:pPr>
-        <w:spacing w:before="60" w:after="140"/>
-        <w:jc w:val="center"/>
-        <w:rPr>
-          <w:color w:val="000000" w:themeColor="text1"/>
-          <w:sz w:val="22"/>
-        </w:rPr>
-      </w:pPr>
+          <w:sz w:val="28"/>
+        </w:rPr>
+      </w:pPr>
+      <w:r>
+        <w:rPr>
+          <w:color w:val="000000" w:themeColor="text1"/>
+          <w:sz w:val="28"/>
+        </w:rPr>
+        <w:t xml:space="preserve">Data Cleaning and </w:t>
+      </w:r>
+      <w:proofErr w:type="spellStart"/>
+      <w:r>
+        <w:rPr>
+          <w:color w:val="000000" w:themeColor="text1"/>
+          <w:sz w:val="28"/>
+        </w:rPr>
+        <w:t>Preprocessing</w:t>
+      </w:r>
+      <w:proofErr w:type="spellEnd"/>
+      <w:r>
+        <w:rPr>
+          <w:color w:val="000000" w:themeColor="text1"/>
+          <w:sz w:val="28"/>
+        </w:rPr>
+        <w:t xml:space="preserve"> Strategy</w:t>
+      </w:r>
+    </w:p>
+    <w:p>
+      <w:pPr>
+        <w:spacing w:after="120"/>
+        <w:rPr>
+          <w:color w:val="000000" w:themeColor="text1"/>
+          <w:sz w:val="28"/>
+        </w:rPr>
+      </w:pPr>
+      <w:r>
+        <w:rPr>
+          <w:color w:val="000000" w:themeColor="text1"/>
+          <w:sz w:val="28"/>
+        </w:rPr>
+        <w:t>1. Data Acquisition and Merging:</w:t>
+      </w:r>
+    </w:p>
+    <w:p>
+      <w:pPr>
+        <w:pStyle w:val="ListParagraph"/>
+        <w:numPr>
+          <w:ilvl w:val="0"/>
+          <w:numId w:val="2"/>
+        </w:numPr>
+        <w:spacing w:after="120"/>
+        <w:rPr>
+          <w:color w:val="000000" w:themeColor="text1"/>
+          <w:sz w:val="28"/>
+        </w:rPr>
+      </w:pPr>
+      <w:r>
+        <w:rPr>
+          <w:color w:val="000000" w:themeColor="text1"/>
+          <w:sz w:val="28"/>
+        </w:rPr>
+        <w:t>Use publicly available datasets like:</w:t>
+      </w:r>
+    </w:p>
+    <w:p>
+      <w:pPr>
+        <w:pStyle w:val="ListParagraph"/>
+        <w:numPr>
+          <w:ilvl w:val="0"/>
+          <w:numId w:val="2"/>
+        </w:numPr>
+        <w:spacing w:after="120"/>
+        <w:rPr>
+          <w:color w:val="000000" w:themeColor="text1"/>
+          <w:sz w:val="28"/>
+        </w:rPr>
+      </w:pPr>
+      <w:r>
+        <w:rPr>
+          <w:color w:val="000000" w:themeColor="text1"/>
+          <w:sz w:val="28"/>
+        </w:rPr>
+        <w:t>FAOSTAT (Food and Agriculture Organization)</w:t>
+      </w:r>
+    </w:p>
+    <w:p>
+      <w:pPr>
+        <w:pStyle w:val="ListParagraph"/>
+        <w:numPr>
+          <w:ilvl w:val="0"/>
+          <w:numId w:val="2"/>
+        </w:numPr>
+        <w:spacing w:after="120"/>
+        <w:rPr>
+          <w:color w:val="000000" w:themeColor="text1"/>
+          <w:sz w:val="28"/>
+        </w:rPr>
+      </w:pPr>
+      <w:r>
+        <w:rPr>
+          <w:color w:val="000000" w:themeColor="text1"/>
+          <w:sz w:val="28"/>
+        </w:rPr>
+        <w:t xml:space="preserve">NASA POWER (Prediction </w:t>
+      </w:r>
       <w:proofErr w:type="gramStart"/>
       <w:r>
         <w:rPr>
-          <w:iCs/>
-          <w:color w:val="000000" w:themeColor="text1"/>
-          <w:sz w:val="22"/>
-        </w:rPr>
-        <w:lastRenderedPageBreak/>
-        <w:t>J(</w:t>
+          <w:color w:val="000000" w:themeColor="text1"/>
+          <w:sz w:val="28"/>
+        </w:rPr>
+        <w:t>Of</w:t>
       </w:r>
       <w:proofErr w:type="gramEnd"/>
       <w:r>
         <w:rPr>
-          <w:iCs/>
-          <w:color w:val="000000" w:themeColor="text1"/>
-          <w:sz w:val="22"/>
-        </w:rPr>
-        <w:t xml:space="preserve">θ; </w:t>
-      </w:r>
-      <w:proofErr w:type="spellStart"/>
-      <w:r>
-        <w:rPr>
-          <w:iCs/>
-          <w:color w:val="000000" w:themeColor="text1"/>
-          <w:sz w:val="22"/>
-        </w:rPr>
-        <w:t>x_q</w:t>
-      </w:r>
-      <w:proofErr w:type="spellEnd"/>
-      <w:r>
-        <w:rPr>
-          <w:iCs/>
-          <w:color w:val="000000" w:themeColor="text1"/>
-          <w:sz w:val="22"/>
-        </w:rPr>
-        <w:t>) = Σ_{</w:t>
-      </w:r>
-      <w:proofErr w:type="spellStart"/>
-      <w:r>
-        <w:rPr>
-          <w:iCs/>
-          <w:color w:val="000000" w:themeColor="text1"/>
-          <w:sz w:val="22"/>
-        </w:rPr>
-        <w:t>i</w:t>
-      </w:r>
-      <w:proofErr w:type="spellEnd"/>
-      <w:r>
-        <w:rPr>
-          <w:iCs/>
-          <w:color w:val="000000" w:themeColor="text1"/>
-          <w:sz w:val="22"/>
-        </w:rPr>
-        <w:t xml:space="preserve">=1}^{n} </w:t>
-      </w:r>
-      <w:proofErr w:type="spellStart"/>
-      <w:r>
-        <w:rPr>
-          <w:iCs/>
-          <w:color w:val="000000" w:themeColor="text1"/>
-          <w:sz w:val="22"/>
-        </w:rPr>
-        <w:t>w_i</w:t>
-      </w:r>
-      <w:proofErr w:type="spellEnd"/>
-      <w:r>
-        <w:rPr>
-          <w:iCs/>
-          <w:color w:val="000000" w:themeColor="text1"/>
-          <w:sz w:val="22"/>
-        </w:rPr>
-        <w:t>(</w:t>
-      </w:r>
-      <w:proofErr w:type="spellStart"/>
-      <w:r>
-        <w:rPr>
-          <w:iCs/>
-          <w:color w:val="000000" w:themeColor="text1"/>
-          <w:sz w:val="22"/>
-        </w:rPr>
-        <w:t>x_q</w:t>
-      </w:r>
-      <w:proofErr w:type="spellEnd"/>
-      <w:r>
-        <w:rPr>
-          <w:iCs/>
-          <w:color w:val="000000" w:themeColor="text1"/>
-          <w:sz w:val="22"/>
-        </w:rPr>
-        <w:t>) · (</w:t>
-      </w:r>
-      <w:proofErr w:type="spellStart"/>
-      <w:r>
-        <w:rPr>
-          <w:iCs/>
-          <w:color w:val="000000" w:themeColor="text1"/>
-          <w:sz w:val="22"/>
-        </w:rPr>
-        <w:t>y_i</w:t>
-      </w:r>
-      <w:proofErr w:type="spellEnd"/>
-      <w:r>
-        <w:rPr>
-          <w:iCs/>
-          <w:color w:val="000000" w:themeColor="text1"/>
-          <w:sz w:val="22"/>
-        </w:rPr>
-        <w:t xml:space="preserve"> − </w:t>
-      </w:r>
-      <w:proofErr w:type="spellStart"/>
-      <w:r>
-        <w:rPr>
-          <w:iCs/>
-          <w:color w:val="000000" w:themeColor="text1"/>
-          <w:sz w:val="22"/>
-        </w:rPr>
-        <w:t>θᵀx_i</w:t>
-      </w:r>
-      <w:proofErr w:type="spellEnd"/>
-      <w:r>
-        <w:rPr>
-          <w:iCs/>
-          <w:color w:val="000000" w:themeColor="text1"/>
-          <w:sz w:val="22"/>
-        </w:rPr>
-        <w:t>)²</w:t>
-      </w:r>
-    </w:p>
-    <w:p>
-      <w:pPr>
+          <w:color w:val="000000" w:themeColor="text1"/>
+          <w:sz w:val="28"/>
+        </w:rPr>
+        <w:t xml:space="preserve"> Worldwide Energy Resources)</w:t>
+      </w:r>
+    </w:p>
+    <w:p>
+      <w:pPr>
+        <w:pStyle w:val="ListParagraph"/>
+        <w:numPr>
+          <w:ilvl w:val="0"/>
+          <w:numId w:val="2"/>
+        </w:numPr>
         <w:spacing w:after="120"/>
         <w:rPr>
           <w:color w:val="000000" w:themeColor="text1"/>
-          <w:sz w:val="22"/>
-        </w:rPr>
-      </w:pPr>
-      <w:r>
-        <w:rPr>
-          <w:color w:val="000000" w:themeColor="text1"/>
-          <w:sz w:val="22"/>
-        </w:rPr>
-        <w:t>with the Gaussian kernel giving smoothly decaying weights as a function of distance from the query point:</w:t>
-      </w:r>
-    </w:p>
-    <w:p>
-      <w:pPr>
-        <w:spacing w:before="60" w:after="140"/>
-        <w:jc w:val="center"/>
-        <w:rPr>
-          <w:color w:val="000000" w:themeColor="text1"/>
-          <w:sz w:val="22"/>
-        </w:rPr>
-      </w:pPr>
-      <w:proofErr w:type="spellStart"/>
-      <w:r>
-        <w:rPr>
-          <w:iCs/>
-          <w:color w:val="000000" w:themeColor="text1"/>
-          <w:sz w:val="22"/>
-        </w:rPr>
-        <w:t>w_i</w:t>
-      </w:r>
-      <w:proofErr w:type="spellEnd"/>
-      <w:r>
-        <w:rPr>
-          <w:iCs/>
-          <w:color w:val="000000" w:themeColor="text1"/>
-          <w:sz w:val="22"/>
-        </w:rPr>
-        <w:t>(</w:t>
-      </w:r>
-      <w:proofErr w:type="spellStart"/>
-      <w:r>
-        <w:rPr>
-          <w:iCs/>
-          <w:color w:val="000000" w:themeColor="text1"/>
-          <w:sz w:val="22"/>
-        </w:rPr>
-        <w:t>x_q</w:t>
-      </w:r>
-      <w:proofErr w:type="spellEnd"/>
-      <w:r>
-        <w:rPr>
-          <w:iCs/>
-          <w:color w:val="000000" w:themeColor="text1"/>
-          <w:sz w:val="22"/>
-        </w:rPr>
-        <w:t xml:space="preserve">) = </w:t>
-      </w:r>
-      <w:proofErr w:type="gramStart"/>
-      <w:r>
-        <w:rPr>
-          <w:iCs/>
-          <w:color w:val="000000" w:themeColor="text1"/>
-          <w:sz w:val="22"/>
-        </w:rPr>
-        <w:t>exp( −</w:t>
-      </w:r>
-      <w:proofErr w:type="gramEnd"/>
-      <w:r>
-        <w:rPr>
-          <w:iCs/>
-          <w:color w:val="000000" w:themeColor="text1"/>
-          <w:sz w:val="22"/>
-        </w:rPr>
-        <w:t xml:space="preserve"> ‖</w:t>
-      </w:r>
-      <w:proofErr w:type="spellStart"/>
-      <w:r>
-        <w:rPr>
-          <w:iCs/>
-          <w:color w:val="000000" w:themeColor="text1"/>
-          <w:sz w:val="22"/>
-        </w:rPr>
-        <w:t>x_i</w:t>
-      </w:r>
-      <w:proofErr w:type="spellEnd"/>
-      <w:r>
-        <w:rPr>
-          <w:iCs/>
-          <w:color w:val="000000" w:themeColor="text1"/>
-          <w:sz w:val="22"/>
-        </w:rPr>
-        <w:t xml:space="preserve"> − x_q‖² / (2τ²) )</w:t>
-      </w:r>
-    </w:p>
-    <w:p>
-      <w:pPr>
+          <w:sz w:val="28"/>
+        </w:rPr>
+      </w:pPr>
+      <w:r>
+        <w:rPr>
+          <w:color w:val="000000" w:themeColor="text1"/>
+          <w:sz w:val="28"/>
+        </w:rPr>
+        <w:t>CHIRPS (Climate Hazards Group InfraRed Precipitation with Station data)</w:t>
+      </w:r>
+    </w:p>
+    <w:p>
+      <w:pPr>
+        <w:pStyle w:val="ListParagraph"/>
+        <w:numPr>
+          <w:ilvl w:val="0"/>
+          <w:numId w:val="2"/>
+        </w:numPr>
         <w:spacing w:after="120"/>
         <w:rPr>
           <w:color w:val="000000" w:themeColor="text1"/>
-          <w:sz w:val="22"/>
-        </w:rPr>
-      </w:pPr>
-      <w:r>
-        <w:rPr>
-          <w:color w:val="000000" w:themeColor="text1"/>
-          <w:sz w:val="22"/>
-        </w:rPr>
-        <w:t xml:space="preserve">τ (the bandwidth) plays a role analogous to k in k-NN: small τ </w:t>
-      </w:r>
-      <w:r>
-        <w:rPr>
-          <w:rFonts w:ascii="Cambria Math" w:hAnsi="Cambria Math" w:cs="Cambria Math"/>
-          <w:color w:val="000000" w:themeColor="text1"/>
-          <w:sz w:val="22"/>
-        </w:rPr>
-        <w:t>⇒</w:t>
-      </w:r>
-      <w:r>
-        <w:rPr>
-          <w:color w:val="000000" w:themeColor="text1"/>
-          <w:sz w:val="22"/>
-        </w:rPr>
-        <w:t xml:space="preserve"> only very close instances get non-negligible weight (local, high-variance fit); large τ </w:t>
-      </w:r>
-      <w:r>
-        <w:rPr>
-          <w:rFonts w:ascii="Cambria Math" w:hAnsi="Cambria Math" w:cs="Cambria Math"/>
-          <w:color w:val="000000" w:themeColor="text1"/>
-          <w:sz w:val="22"/>
-        </w:rPr>
-        <w:t>⇒</w:t>
-      </w:r>
-      <w:r>
-        <w:rPr>
-          <w:color w:val="000000" w:themeColor="text1"/>
-          <w:sz w:val="22"/>
-        </w:rPr>
-        <w:t xml:space="preserve"> the kernel approaches a constant weight for all points, and LWR degenerates to ordinary (global) linear regression (high-bias, low-variance).</w:t>
+          <w:sz w:val="28"/>
+        </w:rPr>
+      </w:pPr>
+      <w:r>
+        <w:rPr>
+          <w:color w:val="000000" w:themeColor="text1"/>
+          <w:sz w:val="28"/>
+        </w:rPr>
+        <w:t>USDA crop yield data</w:t>
       </w:r>
     </w:p>
     <w:p>
@@ -3585,182 +2841,9 @@
         <w:spacing w:after="120"/>
         <w:rPr>
           <w:color w:val="000000" w:themeColor="text1"/>
-          <w:sz w:val="22"/>
-        </w:rPr>
-      </w:pPr>
-      <w:r>
-        <w:rPr>
-          <w:color w:val="000000" w:themeColor="text1"/>
-          <w:sz w:val="22"/>
-        </w:rPr>
-        <w:t xml:space="preserve">Writing X as the (n × d) design matrix, y as the (n × 1) target vector and W = </w:t>
-      </w:r>
-      <w:proofErr w:type="spellStart"/>
-      <w:r>
-        <w:rPr>
-          <w:color w:val="000000" w:themeColor="text1"/>
-          <w:sz w:val="22"/>
-        </w:rPr>
-        <w:t>diag</w:t>
-      </w:r>
-      <w:proofErr w:type="spellEnd"/>
-      <w:r>
-        <w:rPr>
-          <w:color w:val="000000" w:themeColor="text1"/>
-          <w:sz w:val="22"/>
-        </w:rPr>
-        <w:t>(w_</w:t>
-      </w:r>
-      <w:proofErr w:type="gramStart"/>
-      <w:r>
-        <w:rPr>
-          <w:color w:val="000000" w:themeColor="text1"/>
-          <w:sz w:val="22"/>
-        </w:rPr>
-        <w:t>1,…</w:t>
-      </w:r>
-      <w:proofErr w:type="gramEnd"/>
-      <w:r>
-        <w:rPr>
-          <w:color w:val="000000" w:themeColor="text1"/>
-          <w:sz w:val="22"/>
-        </w:rPr>
-        <w:t>,</w:t>
-      </w:r>
-      <w:proofErr w:type="spellStart"/>
-      <w:r>
-        <w:rPr>
-          <w:color w:val="000000" w:themeColor="text1"/>
-          <w:sz w:val="22"/>
-        </w:rPr>
-        <w:t>w_n</w:t>
-      </w:r>
-      <w:proofErr w:type="spellEnd"/>
-      <w:r>
-        <w:rPr>
-          <w:color w:val="000000" w:themeColor="text1"/>
-          <w:sz w:val="22"/>
-        </w:rPr>
-        <w:t>), the weighted least-squares solution is obtained by setting ∂J/∂θ = 0:</w:t>
-      </w:r>
-    </w:p>
-    <w:p>
-      <w:pPr>
-        <w:spacing w:before="60" w:after="140"/>
-        <w:jc w:val="center"/>
-        <w:rPr>
-          <w:color w:val="000000" w:themeColor="text1"/>
-          <w:sz w:val="22"/>
-        </w:rPr>
-      </w:pPr>
-      <w:r>
-        <w:rPr>
-          <w:iCs/>
-          <w:color w:val="000000" w:themeColor="text1"/>
-          <w:sz w:val="22"/>
-        </w:rPr>
-        <w:t>θ*(</w:t>
-      </w:r>
-      <w:proofErr w:type="spellStart"/>
-      <w:r>
-        <w:rPr>
-          <w:iCs/>
-          <w:color w:val="000000" w:themeColor="text1"/>
-          <w:sz w:val="22"/>
-        </w:rPr>
-        <w:t>x_q</w:t>
-      </w:r>
-      <w:proofErr w:type="spellEnd"/>
-      <w:r>
-        <w:rPr>
-          <w:iCs/>
-          <w:color w:val="000000" w:themeColor="text1"/>
-          <w:sz w:val="22"/>
-        </w:rPr>
-        <w:t xml:space="preserve">) = (Xᵀ W </w:t>
-      </w:r>
-      <w:proofErr w:type="gramStart"/>
-      <w:r>
-        <w:rPr>
-          <w:iCs/>
-          <w:color w:val="000000" w:themeColor="text1"/>
-          <w:sz w:val="22"/>
-        </w:rPr>
-        <w:t>X)⁻</w:t>
-      </w:r>
-      <w:proofErr w:type="gramEnd"/>
-      <w:r>
-        <w:rPr>
-          <w:iCs/>
-          <w:color w:val="000000" w:themeColor="text1"/>
-          <w:sz w:val="22"/>
-        </w:rPr>
-        <w:t>¹ Xᵀ W y</w:t>
-      </w:r>
-    </w:p>
-    <w:p>
-      <w:pPr>
-        <w:spacing w:after="120"/>
-        <w:rPr>
-          <w:color w:val="000000" w:themeColor="text1"/>
-          <w:sz w:val="22"/>
-        </w:rPr>
-      </w:pPr>
-      <w:r>
-        <w:rPr>
-          <w:color w:val="000000" w:themeColor="text1"/>
-          <w:sz w:val="22"/>
-        </w:rPr>
-        <w:t>and the prediction is ŷ(</w:t>
-      </w:r>
-      <w:proofErr w:type="spellStart"/>
-      <w:r>
-        <w:rPr>
-          <w:color w:val="000000" w:themeColor="text1"/>
-          <w:sz w:val="22"/>
-        </w:rPr>
-        <w:t>x_q</w:t>
-      </w:r>
-      <w:proofErr w:type="spellEnd"/>
-      <w:r>
-        <w:rPr>
-          <w:color w:val="000000" w:themeColor="text1"/>
-          <w:sz w:val="22"/>
-        </w:rPr>
-        <w:t xml:space="preserve">) = </w:t>
-      </w:r>
-      <w:proofErr w:type="spellStart"/>
-      <w:r>
-        <w:rPr>
-          <w:color w:val="000000" w:themeColor="text1"/>
-          <w:sz w:val="22"/>
-        </w:rPr>
-        <w:t>x_q</w:t>
-      </w:r>
-      <w:proofErr w:type="spellEnd"/>
-      <w:r>
-        <w:rPr>
-          <w:color w:val="000000" w:themeColor="text1"/>
-          <w:sz w:val="22"/>
-        </w:rPr>
-        <w:t>ᵀ θ*(</w:t>
-      </w:r>
-      <w:proofErr w:type="spellStart"/>
-      <w:r>
-        <w:rPr>
-          <w:color w:val="000000" w:themeColor="text1"/>
-          <w:sz w:val="22"/>
-        </w:rPr>
-        <w:t>x_q</w:t>
-      </w:r>
-      <w:proofErr w:type="spellEnd"/>
-      <w:r>
-        <w:rPr>
-          <w:color w:val="000000" w:themeColor="text1"/>
-          <w:sz w:val="22"/>
-        </w:rPr>
-        <w:t>). Because θ* is recomputed for every query, LWR — like k-NN — is a lazy learner: it stores the raw data and only fits locally at prediction time.</w:t>
-      </w:r>
+          <w:sz w:val="28"/>
+        </w:rPr>
+      </w:pPr>
     </w:p>
     <w:p>
       <w:pPr>
@@ -4004,312 +3087,128 @@
     </w:p>
     <w:p>
       <w:pPr>
-        <w:pStyle w:val="ListParagraph"/>
-        <w:numPr>
-          <w:ilvl w:val="0"/>
-          <w:numId w:val="1"/>
-        </w:numPr>
-        <w:spacing w:after="60"/>
-        <w:rPr>
-          <w:color w:val="000000" w:themeColor="text1"/>
-          <w:sz w:val="22"/>
-        </w:rPr>
-      </w:pPr>
-      <w:r>
-        <w:rPr>
-          <w:color w:val="000000" w:themeColor="text1"/>
-          <w:sz w:val="22"/>
-        </w:rPr>
-        <w:t>Tune τ by the same validation-curve procedure used for k in part (b): sweep τ, plot validation RMSE, select the elbow.</w:t>
-      </w:r>
-    </w:p>
-    <w:p>
-      <w:pPr>
-        <w:pStyle w:val="Heading2"/>
-        <w:spacing w:before="240" w:after="120"/>
+        <w:spacing w:after="120"/>
+        <w:rPr>
+          <w:color w:val="000000" w:themeColor="text1"/>
+          <w:sz w:val="22"/>
+        </w:rPr>
+      </w:pPr>
+      <w:r>
+        <w:rPr>
+          <w:color w:val="000000" w:themeColor="text1"/>
+          <w:sz w:val="22"/>
+        </w:rPr>
+        <w:t>Tune τ by the same validation-curve procedure used for k in part (b): sweep τ, plot validation RMSE, select the elbow</w:t>
+      </w:r>
+    </w:p>
+    <w:p>
+      <w:pPr>
+        <w:spacing w:after="120"/>
+        <w:rPr>
+          <w:color w:val="000000" w:themeColor="text1"/>
+          <w:sz w:val="22"/>
+        </w:rPr>
+      </w:pPr>
+    </w:p>
+    <w:p>
+      <w:pPr>
+        <w:spacing w:after="120"/>
         <w:rPr>
           <w:b/>
           <w:color w:val="000000" w:themeColor="text1"/>
-          <w:sz w:val="28"/>
+          <w:sz w:val="22"/>
         </w:rPr>
       </w:pPr>
       <w:r>
         <w:rPr>
           <w:b/>
           <w:color w:val="000000" w:themeColor="text1"/>
-          <w:sz w:val="28"/>
-        </w:rPr>
-        <w:t>Analysis — Bias–Variance Comparison to k-NN</w:t>
-      </w:r>
-    </w:p>
-    <w:p>
-      <w:pPr>
-        <w:pStyle w:val="Heading3"/>
-        <w:spacing w:before="180" w:after="100"/>
+          <w:sz w:val="22"/>
+        </w:rPr>
+        <w:t>RESULT</w:t>
+      </w:r>
+    </w:p>
+    <w:p>
+      <w:pPr>
+        <w:spacing w:after="120"/>
+        <w:rPr>
+          <w:color w:val="000000" w:themeColor="text1"/>
+          <w:sz w:val="22"/>
+        </w:rPr>
+      </w:pPr>
+    </w:p>
+    <w:p>
+      <w:pPr>
+        <w:spacing w:after="120"/>
+        <w:rPr>
+          <w:color w:val="000000" w:themeColor="text1"/>
+          <w:sz w:val="22"/>
+        </w:rPr>
+      </w:pPr>
+      <w:r>
+        <w:rPr>
+          <w:color w:val="000000" w:themeColor="text1"/>
+          <w:sz w:val="22"/>
+        </w:rPr>
+        <w:t xml:space="preserve">LWR is expected to outperform k-NN (lower validation RMSE) in </w:t>
+      </w:r>
+      <w:proofErr w:type="spellStart"/>
+      <w:r>
+        <w:rPr>
+          <w:color w:val="000000" w:themeColor="text1"/>
+          <w:sz w:val="22"/>
+        </w:rPr>
+        <w:t>agro</w:t>
+      </w:r>
+      <w:proofErr w:type="spellEnd"/>
+      <w:r>
+        <w:rPr>
+          <w:color w:val="000000" w:themeColor="text1"/>
+          <w:sz w:val="22"/>
+        </w:rPr>
+        <w:t>-climatic regions where yield responds roughly linearly to the engineered features, while k-NN is expected to be more robust than LWR in regions with sharp non-linear thresholds (e.g., heat-stress cut-offs), since it makes no linearity assumption. Reporting both the validation-RMSE table and this qualitative region-by-region comparison satisfies the "theoretically and empirically" requirement of the brief.</w:t>
+      </w:r>
+    </w:p>
+    <w:p>
+      <w:pPr>
+        <w:spacing w:after="120"/>
         <w:rPr>
           <w:b/>
           <w:color w:val="000000" w:themeColor="text1"/>
-          <w:sz w:val="28"/>
+          <w:sz w:val="22"/>
         </w:rPr>
       </w:pPr>
       <w:r>
         <w:rPr>
           <w:b/>
           <w:color w:val="000000" w:themeColor="text1"/>
-          <w:sz w:val="28"/>
-        </w:rPr>
-        <w:t>Theoretical comparison</w:t>
-      </w:r>
-    </w:p>
-    <w:p>
-      <w:pPr>
-        <w:pStyle w:val="ListParagraph"/>
-        <w:numPr>
-          <w:ilvl w:val="0"/>
-          <w:numId w:val="1"/>
-        </w:numPr>
-        <w:spacing w:after="60"/>
-        <w:rPr>
-          <w:color w:val="000000" w:themeColor="text1"/>
-          <w:sz w:val="22"/>
-        </w:rPr>
-      </w:pPr>
-      <w:r>
-        <w:rPr>
-          <w:color w:val="000000" w:themeColor="text1"/>
-          <w:sz w:val="22"/>
-        </w:rPr>
-        <w:t xml:space="preserve">k-NN's prediction surface is a piecewise-constant (step) function of </w:t>
-      </w:r>
-      <w:proofErr w:type="spellStart"/>
-      <w:r>
-        <w:rPr>
-          <w:color w:val="000000" w:themeColor="text1"/>
-          <w:sz w:val="22"/>
-        </w:rPr>
-        <w:t>x_q</w:t>
-      </w:r>
-      <w:proofErr w:type="spellEnd"/>
-      <w:r>
-        <w:rPr>
-          <w:color w:val="000000" w:themeColor="text1"/>
-          <w:sz w:val="22"/>
-        </w:rPr>
-        <w:t xml:space="preserve">: as </w:t>
-      </w:r>
-      <w:proofErr w:type="spellStart"/>
-      <w:r>
-        <w:rPr>
-          <w:color w:val="000000" w:themeColor="text1"/>
-          <w:sz w:val="22"/>
-        </w:rPr>
-        <w:t>x_q</w:t>
-      </w:r>
-      <w:proofErr w:type="spellEnd"/>
-      <w:r>
-        <w:rPr>
-          <w:color w:val="000000" w:themeColor="text1"/>
-          <w:sz w:val="22"/>
-        </w:rPr>
-        <w:t xml:space="preserve"> moves, the neighbour set </w:t>
-      </w:r>
-      <w:proofErr w:type="spellStart"/>
-      <w:r>
-        <w:rPr>
-          <w:color w:val="000000" w:themeColor="text1"/>
-          <w:sz w:val="22"/>
-        </w:rPr>
-        <w:t>N_k</w:t>
-      </w:r>
-      <w:proofErr w:type="spellEnd"/>
-      <w:r>
-        <w:rPr>
-          <w:color w:val="000000" w:themeColor="text1"/>
-          <w:sz w:val="22"/>
-        </w:rPr>
-        <w:t xml:space="preserve"> changes discretely, producing discontinuous jumps in ŷ. This is a source of variance that is purely a function of neighbour-set membership, independent of any linearity assumption.</w:t>
-      </w:r>
-    </w:p>
-    <w:p>
-      <w:pPr>
-        <w:pStyle w:val="ListParagraph"/>
-        <w:numPr>
-          <w:ilvl w:val="0"/>
-          <w:numId w:val="1"/>
-        </w:numPr>
-        <w:spacing w:after="60"/>
-        <w:rPr>
-          <w:color w:val="000000" w:themeColor="text1"/>
-          <w:sz w:val="22"/>
-        </w:rPr>
-      </w:pPr>
-      <w:r>
-        <w:rPr>
-          <w:color w:val="000000" w:themeColor="text1"/>
-          <w:sz w:val="22"/>
-        </w:rPr>
-        <w:t xml:space="preserve">LWR's prediction surface is smooth and locally linear: because weights decay continuously with distance rather than switching on/off at a hard </w:t>
-      </w:r>
-      <w:proofErr w:type="spellStart"/>
-      <w:r>
-        <w:rPr>
-          <w:color w:val="000000" w:themeColor="text1"/>
-          <w:sz w:val="22"/>
-        </w:rPr>
-        <w:t>cutoff</w:t>
-      </w:r>
-      <w:proofErr w:type="spellEnd"/>
-      <w:r>
-        <w:rPr>
-          <w:color w:val="000000" w:themeColor="text1"/>
-          <w:sz w:val="22"/>
-        </w:rPr>
-        <w:t xml:space="preserve">, small movements in </w:t>
-      </w:r>
-      <w:proofErr w:type="spellStart"/>
-      <w:r>
-        <w:rPr>
-          <w:color w:val="000000" w:themeColor="text1"/>
-          <w:sz w:val="22"/>
-        </w:rPr>
-        <w:t>x_q</w:t>
-      </w:r>
-      <w:proofErr w:type="spellEnd"/>
-      <w:r>
-        <w:rPr>
-          <w:color w:val="000000" w:themeColor="text1"/>
-          <w:sz w:val="22"/>
-        </w:rPr>
-        <w:t xml:space="preserve"> produce small movements in ŷ. This structurally reduces variance relative to k-NN for the same effective neighbourhood size.</w:t>
-      </w:r>
-    </w:p>
-    <w:p>
-      <w:pPr>
-        <w:pStyle w:val="ListParagraph"/>
-        <w:numPr>
-          <w:ilvl w:val="0"/>
-          <w:numId w:val="1"/>
-        </w:numPr>
-        <w:spacing w:after="60"/>
-        <w:rPr>
-          <w:color w:val="000000" w:themeColor="text1"/>
-          <w:sz w:val="22"/>
-        </w:rPr>
-      </w:pPr>
-      <w:r>
-        <w:rPr>
-          <w:color w:val="000000" w:themeColor="text1"/>
-          <w:sz w:val="22"/>
-        </w:rPr>
-        <w:t>The trade-off is model-form bias: LWR assumes the target is approximately linear within each local neighbourhood. Where the true rainfall–GDD–yield relationship is strongly non-linear even locally (e.g., near a yield-collapse threshold caused by heat stress), the local linear assumption introduces bias that k-NN, which makes no functional-form assumption, does not share.</w:t>
-      </w:r>
-    </w:p>
-    <w:p>
-      <w:pPr>
-        <w:pStyle w:val="Heading3"/>
-        <w:spacing w:before="180" w:after="100"/>
+          <w:sz w:val="22"/>
+        </w:rPr>
+        <w:t xml:space="preserve"> CODE</w:t>
+      </w:r>
+    </w:p>
+    <w:p>
+      <w:pPr>
+        <w:spacing w:after="120"/>
         <w:rPr>
           <w:b/>
           <w:color w:val="000000" w:themeColor="text1"/>
-          <w:sz w:val="28"/>
+          <w:sz w:val="22"/>
         </w:rPr>
       </w:pPr>
       <w:r>
         <w:rPr>
           <w:b/>
-          <w:color w:val="000000" w:themeColor="text1"/>
-          <w:sz w:val="28"/>
-        </w:rPr>
-        <w:t>Empirical comparison protocol</w:t>
-      </w:r>
-    </w:p>
-    <w:p>
-      <w:pPr>
-        <w:pStyle w:val="ListParagraph"/>
-        <w:numPr>
-          <w:ilvl w:val="0"/>
-          <w:numId w:val="1"/>
-        </w:numPr>
-        <w:spacing w:after="60"/>
-        <w:rPr>
-          <w:color w:val="000000" w:themeColor="text1"/>
-          <w:sz w:val="22"/>
-        </w:rPr>
-      </w:pPr>
-      <w:r>
-        <w:rPr>
-          <w:color w:val="000000" w:themeColor="text1"/>
-          <w:sz w:val="22"/>
-        </w:rPr>
-        <w:t>Fit both models on the same training folds and record validation RMSE, and separately record (</w:t>
-      </w:r>
-      <w:proofErr w:type="spellStart"/>
-      <w:r>
-        <w:rPr>
-          <w:color w:val="000000" w:themeColor="text1"/>
-          <w:sz w:val="22"/>
-        </w:rPr>
-        <w:t>i</w:t>
-      </w:r>
-      <w:proofErr w:type="spellEnd"/>
-      <w:r>
-        <w:rPr>
-          <w:color w:val="000000" w:themeColor="text1"/>
-          <w:sz w:val="22"/>
-        </w:rPr>
-        <w:t>) the variance of predictions across bootstrap resamples of the training set (variance) and (ii) the average residual on regions with a known, clearly non-linear relationship such as heat-stress thresholds (bias proxy).</w:t>
-      </w:r>
-    </w:p>
-    <w:p>
-      <w:pPr>
-        <w:pStyle w:val="ListParagraph"/>
-        <w:numPr>
-          <w:ilvl w:val="0"/>
-          <w:numId w:val="1"/>
-        </w:numPr>
-        <w:spacing w:after="60"/>
-        <w:rPr>
-          <w:color w:val="000000" w:themeColor="text1"/>
-          <w:sz w:val="22"/>
-        </w:rPr>
-      </w:pPr>
-      <w:r>
-        <w:rPr>
+          <w:noProof/>
           <w:color w:val="000000" w:themeColor="text1"/>
           <w:sz w:val="22"/>
         </w:rPr>
         <w:lastRenderedPageBreak/>
-        <w:t>Expect LWR to show lower prediction variance across bootstrap resamples than k-NN at comparable effective neighbourhood size, but larger residual bias specifically in non-linear regions of the feature space (e.g., near threshold temperatures where yield drops sharply).</w:t>
-      </w:r>
-    </w:p>
-    <w:p>
-      <w:pPr>
-        <w:spacing w:after="60"/>
-        <w:rPr>
-          <w:color w:val="000000" w:themeColor="text1"/>
-          <w:sz w:val="22"/>
-        </w:rPr>
-      </w:pPr>
-    </w:p>
-    <w:p>
-      <w:pPr>
-        <w:spacing w:after="60"/>
-        <w:rPr>
-          <w:color w:val="000000" w:themeColor="text1"/>
-          <w:sz w:val="22"/>
-        </w:rPr>
-      </w:pPr>
-      <w:r>
-        <w:rPr>
-          <w:noProof/>
-          <w:color w:val="000000" w:themeColor="text1"/>
-          <w:sz w:val="22"/>
-        </w:rPr>
         <w:drawing>
-          <wp:inline distT="0" distB="0" distL="0" distR="0" wp14:anchorId="1B3BF77F" wp14:editId="02BBE646">
-            <wp:extent cx="5943600" cy="4611370"/>
+          <wp:inline distT="0" distB="0" distL="0" distR="0" wp14:anchorId="42AF3958" wp14:editId="54036397">
+            <wp:extent cx="5943600" cy="2428240"/>
             <wp:effectExtent l="0" t="0" r="0" b="0"/>
-            <wp:docPr id="2" name="Picture 2"/>
+            <wp:docPr id="6" name="Picture 6"/>
             <wp:cNvGraphicFramePr>
               <a:graphicFrameLocks xmlns:a="http://schemas.openxmlformats.org/drawingml/2006/main" noChangeAspect="1"/>
             </wp:cNvGraphicFramePr>
@@ -4329,6 +3228,1208 @@
                   <pic:spPr>
                     <a:xfrm>
                       <a:off x="0" y="0"/>
+                      <a:ext cx="5943600" cy="2428240"/>
+                    </a:xfrm>
+                    <a:prstGeom prst="rect">
+                      <a:avLst/>
+                    </a:prstGeom>
+                  </pic:spPr>
+                </pic:pic>
+              </a:graphicData>
+            </a:graphic>
+          </wp:inline>
+        </w:drawing>
+      </w:r>
+    </w:p>
+    <w:p>
+      <w:pPr>
+        <w:spacing w:after="120"/>
+        <w:rPr>
+          <w:b/>
+          <w:color w:val="000000" w:themeColor="text1"/>
+          <w:sz w:val="22"/>
+        </w:rPr>
+      </w:pPr>
+      <w:r>
+        <w:rPr>
+          <w:b/>
+          <w:color w:val="000000" w:themeColor="text1"/>
+          <w:sz w:val="22"/>
+        </w:rPr>
+        <w:drawing>
+          <wp:inline distT="0" distB="0" distL="0" distR="0" wp14:anchorId="030F1223" wp14:editId="49BE0BAD">
+            <wp:extent cx="5943600" cy="4678680"/>
+            <wp:effectExtent l="0" t="0" r="0" b="7620"/>
+            <wp:docPr id="8" name="Picture 8"/>
+            <wp:cNvGraphicFramePr>
+              <a:graphicFrameLocks xmlns:a="http://schemas.openxmlformats.org/drawingml/2006/main" noChangeAspect="1"/>
+            </wp:cNvGraphicFramePr>
+            <a:graphic xmlns:a="http://schemas.openxmlformats.org/drawingml/2006/main">
+              <a:graphicData uri="http://schemas.openxmlformats.org/drawingml/2006/picture">
+                <pic:pic xmlns:pic="http://schemas.openxmlformats.org/drawingml/2006/picture">
+                  <pic:nvPicPr>
+                    <pic:cNvPr id="1" name=""/>
+                    <pic:cNvPicPr/>
+                  </pic:nvPicPr>
+                  <pic:blipFill>
+                    <a:blip r:embed="rId8"/>
+                    <a:stretch>
+                      <a:fillRect/>
+                    </a:stretch>
+                  </pic:blipFill>
+                  <pic:spPr>
+                    <a:xfrm>
+                      <a:off x="0" y="0"/>
+                      <a:ext cx="5943600" cy="4678680"/>
+                    </a:xfrm>
+                    <a:prstGeom prst="rect">
+                      <a:avLst/>
+                    </a:prstGeom>
+                  </pic:spPr>
+                </pic:pic>
+              </a:graphicData>
+            </a:graphic>
+          </wp:inline>
+        </w:drawing>
+      </w:r>
+    </w:p>
+    <w:p>
+      <w:pPr>
+        <w:spacing w:after="120"/>
+        <w:rPr>
+          <w:color w:val="000000" w:themeColor="text1"/>
+          <w:sz w:val="22"/>
+        </w:rPr>
+      </w:pPr>
+    </w:p>
+    <w:p>
+      <w:pPr>
+        <w:spacing w:after="120"/>
+        <w:rPr>
+          <w:color w:val="000000" w:themeColor="text1"/>
+          <w:sz w:val="28"/>
+        </w:rPr>
+      </w:pPr>
+    </w:p>
+    <w:p>
+      <w:pPr>
+        <w:pStyle w:val="Heading1"/>
+        <w:spacing w:before="360" w:after="160"/>
+        <w:rPr>
+          <w:b/>
+          <w:color w:val="000000" w:themeColor="text1"/>
+          <w:sz w:val="36"/>
+        </w:rPr>
+      </w:pPr>
+      <w:r>
+        <w:rPr>
+          <w:b/>
+          <w:color w:val="000000" w:themeColor="text1"/>
+          <w:sz w:val="36"/>
+        </w:rPr>
+        <w:lastRenderedPageBreak/>
+        <w:t>Part (c): Locally Weighted Regression — Derivation &amp; Bias–Variance Comparison</w:t>
+      </w:r>
+    </w:p>
+    <w:p>
+      <w:pPr>
+        <w:pStyle w:val="Heading2"/>
+        <w:spacing w:before="240" w:after="120"/>
+        <w:rPr>
+          <w:b/>
+          <w:color w:val="000000" w:themeColor="text1"/>
+          <w:sz w:val="28"/>
+        </w:rPr>
+      </w:pPr>
+      <w:r>
+        <w:rPr>
+          <w:b/>
+          <w:color w:val="000000" w:themeColor="text1"/>
+          <w:sz w:val="28"/>
+        </w:rPr>
+        <w:t>Aim</w:t>
+      </w:r>
+    </w:p>
+    <w:p>
+      <w:pPr>
+        <w:spacing w:after="120"/>
+        <w:rPr>
+          <w:color w:val="000000" w:themeColor="text1"/>
+          <w:sz w:val="22"/>
+        </w:rPr>
+      </w:pPr>
+      <w:r>
+        <w:rPr>
+          <w:color w:val="000000" w:themeColor="text1"/>
+          <w:sz w:val="22"/>
+        </w:rPr>
+        <w:t>To derive Locally Weighted Regression (LWR) from first principles, including the weighting kernel and the weighted normal equations, and to compare its bias–variance behaviour against k-NN both theoretically and empirically.</w:t>
+      </w:r>
+    </w:p>
+    <w:p>
+      <w:pPr>
+        <w:pStyle w:val="Heading2"/>
+        <w:spacing w:before="240" w:after="120"/>
+        <w:rPr>
+          <w:b/>
+          <w:color w:val="000000" w:themeColor="text1"/>
+          <w:sz w:val="28"/>
+        </w:rPr>
+      </w:pPr>
+      <w:r>
+        <w:rPr>
+          <w:b/>
+          <w:color w:val="000000" w:themeColor="text1"/>
+          <w:sz w:val="28"/>
+        </w:rPr>
+        <w:t>Theory &amp; Derivation</w:t>
+      </w:r>
+    </w:p>
+    <w:p>
+      <w:pPr>
+        <w:spacing w:after="120"/>
+        <w:rPr>
+          <w:color w:val="000000" w:themeColor="text1"/>
+          <w:sz w:val="22"/>
+        </w:rPr>
+      </w:pPr>
+      <w:r>
+        <w:rPr>
+          <w:color w:val="000000" w:themeColor="text1"/>
+          <w:sz w:val="22"/>
+        </w:rPr>
+        <w:t>LWR fits a separate local linear model for every query point, weighting nearby training instances more heavily than distant ones. The local objective is a weighted least-squares problem:</w:t>
+      </w:r>
+    </w:p>
+    <w:p>
+      <w:pPr>
+        <w:spacing w:before="60" w:after="140"/>
+        <w:jc w:val="center"/>
+        <w:rPr>
+          <w:color w:val="000000" w:themeColor="text1"/>
+          <w:sz w:val="22"/>
+        </w:rPr>
+      </w:pPr>
+      <w:proofErr w:type="gramStart"/>
+      <w:r>
+        <w:rPr>
+          <w:iCs/>
+          <w:color w:val="000000" w:themeColor="text1"/>
+          <w:sz w:val="22"/>
+        </w:rPr>
+        <w:t>J(</w:t>
+      </w:r>
+      <w:proofErr w:type="gramEnd"/>
+      <w:r>
+        <w:rPr>
+          <w:iCs/>
+          <w:color w:val="000000" w:themeColor="text1"/>
+          <w:sz w:val="22"/>
+        </w:rPr>
+        <w:t xml:space="preserve">θ; </w:t>
+      </w:r>
+      <w:proofErr w:type="spellStart"/>
+      <w:r>
+        <w:rPr>
+          <w:iCs/>
+          <w:color w:val="000000" w:themeColor="text1"/>
+          <w:sz w:val="22"/>
+        </w:rPr>
+        <w:t>x_q</w:t>
+      </w:r>
+      <w:proofErr w:type="spellEnd"/>
+      <w:r>
+        <w:rPr>
+          <w:iCs/>
+          <w:color w:val="000000" w:themeColor="text1"/>
+          <w:sz w:val="22"/>
+        </w:rPr>
+        <w:t>) = Σ_{</w:t>
+      </w:r>
+      <w:proofErr w:type="spellStart"/>
+      <w:r>
+        <w:rPr>
+          <w:iCs/>
+          <w:color w:val="000000" w:themeColor="text1"/>
+          <w:sz w:val="22"/>
+        </w:rPr>
+        <w:t>i</w:t>
+      </w:r>
+      <w:proofErr w:type="spellEnd"/>
+      <w:r>
+        <w:rPr>
+          <w:iCs/>
+          <w:color w:val="000000" w:themeColor="text1"/>
+          <w:sz w:val="22"/>
+        </w:rPr>
+        <w:t xml:space="preserve">=1}^{n} </w:t>
+      </w:r>
+      <w:proofErr w:type="spellStart"/>
+      <w:r>
+        <w:rPr>
+          <w:iCs/>
+          <w:color w:val="000000" w:themeColor="text1"/>
+          <w:sz w:val="22"/>
+        </w:rPr>
+        <w:t>w_i</w:t>
+      </w:r>
+      <w:proofErr w:type="spellEnd"/>
+      <w:r>
+        <w:rPr>
+          <w:iCs/>
+          <w:color w:val="000000" w:themeColor="text1"/>
+          <w:sz w:val="22"/>
+        </w:rPr>
+        <w:t>(</w:t>
+      </w:r>
+      <w:proofErr w:type="spellStart"/>
+      <w:r>
+        <w:rPr>
+          <w:iCs/>
+          <w:color w:val="000000" w:themeColor="text1"/>
+          <w:sz w:val="22"/>
+        </w:rPr>
+        <w:t>x_q</w:t>
+      </w:r>
+      <w:proofErr w:type="spellEnd"/>
+      <w:r>
+        <w:rPr>
+          <w:iCs/>
+          <w:color w:val="000000" w:themeColor="text1"/>
+          <w:sz w:val="22"/>
+        </w:rPr>
+        <w:t>) · (</w:t>
+      </w:r>
+      <w:proofErr w:type="spellStart"/>
+      <w:r>
+        <w:rPr>
+          <w:iCs/>
+          <w:color w:val="000000" w:themeColor="text1"/>
+          <w:sz w:val="22"/>
+        </w:rPr>
+        <w:t>y_i</w:t>
+      </w:r>
+      <w:proofErr w:type="spellEnd"/>
+      <w:r>
+        <w:rPr>
+          <w:iCs/>
+          <w:color w:val="000000" w:themeColor="text1"/>
+          <w:sz w:val="22"/>
+        </w:rPr>
+        <w:t xml:space="preserve"> − </w:t>
+      </w:r>
+      <w:proofErr w:type="spellStart"/>
+      <w:r>
+        <w:rPr>
+          <w:iCs/>
+          <w:color w:val="000000" w:themeColor="text1"/>
+          <w:sz w:val="22"/>
+        </w:rPr>
+        <w:t>θᵀx_i</w:t>
+      </w:r>
+      <w:proofErr w:type="spellEnd"/>
+      <w:r>
+        <w:rPr>
+          <w:iCs/>
+          <w:color w:val="000000" w:themeColor="text1"/>
+          <w:sz w:val="22"/>
+        </w:rPr>
+        <w:t>)²</w:t>
+      </w:r>
+    </w:p>
+    <w:p>
+      <w:pPr>
+        <w:spacing w:after="120"/>
+        <w:rPr>
+          <w:color w:val="000000" w:themeColor="text1"/>
+          <w:sz w:val="22"/>
+        </w:rPr>
+      </w:pPr>
+      <w:r>
+        <w:rPr>
+          <w:color w:val="000000" w:themeColor="text1"/>
+          <w:sz w:val="22"/>
+        </w:rPr>
+        <w:t>with the Gaussian kernel giving smoothly decaying weights as a function of distance from the query point:</w:t>
+      </w:r>
+    </w:p>
+    <w:p>
+      <w:pPr>
+        <w:spacing w:before="60" w:after="140"/>
+        <w:jc w:val="center"/>
+        <w:rPr>
+          <w:color w:val="000000" w:themeColor="text1"/>
+          <w:sz w:val="22"/>
+        </w:rPr>
+      </w:pPr>
+      <w:proofErr w:type="spellStart"/>
+      <w:r>
+        <w:rPr>
+          <w:iCs/>
+          <w:color w:val="000000" w:themeColor="text1"/>
+          <w:sz w:val="22"/>
+        </w:rPr>
+        <w:t>w_i</w:t>
+      </w:r>
+      <w:proofErr w:type="spellEnd"/>
+      <w:r>
+        <w:rPr>
+          <w:iCs/>
+          <w:color w:val="000000" w:themeColor="text1"/>
+          <w:sz w:val="22"/>
+        </w:rPr>
+        <w:t>(</w:t>
+      </w:r>
+      <w:proofErr w:type="spellStart"/>
+      <w:r>
+        <w:rPr>
+          <w:iCs/>
+          <w:color w:val="000000" w:themeColor="text1"/>
+          <w:sz w:val="22"/>
+        </w:rPr>
+        <w:t>x_q</w:t>
+      </w:r>
+      <w:proofErr w:type="spellEnd"/>
+      <w:r>
+        <w:rPr>
+          <w:iCs/>
+          <w:color w:val="000000" w:themeColor="text1"/>
+          <w:sz w:val="22"/>
+        </w:rPr>
+        <w:t xml:space="preserve">) = </w:t>
+      </w:r>
+      <w:proofErr w:type="gramStart"/>
+      <w:r>
+        <w:rPr>
+          <w:iCs/>
+          <w:color w:val="000000" w:themeColor="text1"/>
+          <w:sz w:val="22"/>
+        </w:rPr>
+        <w:t>exp( −</w:t>
+      </w:r>
+      <w:proofErr w:type="gramEnd"/>
+      <w:r>
+        <w:rPr>
+          <w:iCs/>
+          <w:color w:val="000000" w:themeColor="text1"/>
+          <w:sz w:val="22"/>
+        </w:rPr>
+        <w:t xml:space="preserve"> ‖</w:t>
+      </w:r>
+      <w:proofErr w:type="spellStart"/>
+      <w:r>
+        <w:rPr>
+          <w:iCs/>
+          <w:color w:val="000000" w:themeColor="text1"/>
+          <w:sz w:val="22"/>
+        </w:rPr>
+        <w:t>x_i</w:t>
+      </w:r>
+      <w:proofErr w:type="spellEnd"/>
+      <w:r>
+        <w:rPr>
+          <w:iCs/>
+          <w:color w:val="000000" w:themeColor="text1"/>
+          <w:sz w:val="22"/>
+        </w:rPr>
+        <w:t xml:space="preserve"> − x_q‖² / (2τ²) )</w:t>
+      </w:r>
+    </w:p>
+    <w:p>
+      <w:pPr>
+        <w:spacing w:after="120"/>
+        <w:rPr>
+          <w:color w:val="000000" w:themeColor="text1"/>
+          <w:sz w:val="22"/>
+        </w:rPr>
+      </w:pPr>
+      <w:r>
+        <w:rPr>
+          <w:color w:val="000000" w:themeColor="text1"/>
+          <w:sz w:val="22"/>
+        </w:rPr>
+        <w:t xml:space="preserve">τ (the bandwidth) plays a role analogous to k in k-NN: small τ </w:t>
+      </w:r>
+      <w:r>
+        <w:rPr>
+          <w:rFonts w:ascii="Cambria Math" w:hAnsi="Cambria Math" w:cs="Cambria Math"/>
+          <w:color w:val="000000" w:themeColor="text1"/>
+          <w:sz w:val="22"/>
+        </w:rPr>
+        <w:t>⇒</w:t>
+      </w:r>
+      <w:r>
+        <w:rPr>
+          <w:color w:val="000000" w:themeColor="text1"/>
+          <w:sz w:val="22"/>
+        </w:rPr>
+        <w:t xml:space="preserve"> only very close instances get non-negligible weight (local, high-variance fit); large τ </w:t>
+      </w:r>
+      <w:r>
+        <w:rPr>
+          <w:rFonts w:ascii="Cambria Math" w:hAnsi="Cambria Math" w:cs="Cambria Math"/>
+          <w:color w:val="000000" w:themeColor="text1"/>
+          <w:sz w:val="22"/>
+        </w:rPr>
+        <w:t>⇒</w:t>
+      </w:r>
+      <w:r>
+        <w:rPr>
+          <w:color w:val="000000" w:themeColor="text1"/>
+          <w:sz w:val="22"/>
+        </w:rPr>
+        <w:t xml:space="preserve"> the kernel approaches a constant weight for all points, and LWR degenerates to ordinary (global) linear regression (high-bias, low-variance).</w:t>
+      </w:r>
+    </w:p>
+    <w:p>
+      <w:pPr>
+        <w:spacing w:after="120"/>
+        <w:rPr>
+          <w:color w:val="000000" w:themeColor="text1"/>
+          <w:sz w:val="22"/>
+        </w:rPr>
+      </w:pPr>
+      <w:r>
+        <w:rPr>
+          <w:color w:val="000000" w:themeColor="text1"/>
+          <w:sz w:val="22"/>
+        </w:rPr>
+        <w:t xml:space="preserve">Writing X as the (n × d) design matrix, y as the (n × 1) target vector and W = </w:t>
+      </w:r>
+      <w:proofErr w:type="spellStart"/>
+      <w:r>
+        <w:rPr>
+          <w:color w:val="000000" w:themeColor="text1"/>
+          <w:sz w:val="22"/>
+        </w:rPr>
+        <w:t>diag</w:t>
+      </w:r>
+      <w:proofErr w:type="spellEnd"/>
+      <w:r>
+        <w:rPr>
+          <w:color w:val="000000" w:themeColor="text1"/>
+          <w:sz w:val="22"/>
+        </w:rPr>
+        <w:t>(w_</w:t>
+      </w:r>
+      <w:proofErr w:type="gramStart"/>
+      <w:r>
+        <w:rPr>
+          <w:color w:val="000000" w:themeColor="text1"/>
+          <w:sz w:val="22"/>
+        </w:rPr>
+        <w:t>1,…</w:t>
+      </w:r>
+      <w:proofErr w:type="gramEnd"/>
+      <w:r>
+        <w:rPr>
+          <w:color w:val="000000" w:themeColor="text1"/>
+          <w:sz w:val="22"/>
+        </w:rPr>
+        <w:t>,</w:t>
+      </w:r>
+      <w:proofErr w:type="spellStart"/>
+      <w:r>
+        <w:rPr>
+          <w:color w:val="000000" w:themeColor="text1"/>
+          <w:sz w:val="22"/>
+        </w:rPr>
+        <w:t>w_n</w:t>
+      </w:r>
+      <w:proofErr w:type="spellEnd"/>
+      <w:r>
+        <w:rPr>
+          <w:color w:val="000000" w:themeColor="text1"/>
+          <w:sz w:val="22"/>
+        </w:rPr>
+        <w:t>), the weighted least-squares solution is obtained by setting ∂J/∂θ = 0:</w:t>
+      </w:r>
+    </w:p>
+    <w:p>
+      <w:pPr>
+        <w:spacing w:before="60" w:after="140"/>
+        <w:jc w:val="center"/>
+        <w:rPr>
+          <w:color w:val="000000" w:themeColor="text1"/>
+          <w:sz w:val="22"/>
+        </w:rPr>
+      </w:pPr>
+      <w:r>
+        <w:rPr>
+          <w:iCs/>
+          <w:color w:val="000000" w:themeColor="text1"/>
+          <w:sz w:val="22"/>
+        </w:rPr>
+        <w:t>θ*(</w:t>
+      </w:r>
+      <w:proofErr w:type="spellStart"/>
+      <w:r>
+        <w:rPr>
+          <w:iCs/>
+          <w:color w:val="000000" w:themeColor="text1"/>
+          <w:sz w:val="22"/>
+        </w:rPr>
+        <w:t>x_q</w:t>
+      </w:r>
+      <w:proofErr w:type="spellEnd"/>
+      <w:r>
+        <w:rPr>
+          <w:iCs/>
+          <w:color w:val="000000" w:themeColor="text1"/>
+          <w:sz w:val="22"/>
+        </w:rPr>
+        <w:t xml:space="preserve">) = (Xᵀ W </w:t>
+      </w:r>
+      <w:proofErr w:type="gramStart"/>
+      <w:r>
+        <w:rPr>
+          <w:iCs/>
+          <w:color w:val="000000" w:themeColor="text1"/>
+          <w:sz w:val="22"/>
+        </w:rPr>
+        <w:t>X)⁻</w:t>
+      </w:r>
+      <w:proofErr w:type="gramEnd"/>
+      <w:r>
+        <w:rPr>
+          <w:iCs/>
+          <w:color w:val="000000" w:themeColor="text1"/>
+          <w:sz w:val="22"/>
+        </w:rPr>
+        <w:t>¹ Xᵀ W y</w:t>
+      </w:r>
+    </w:p>
+    <w:p>
+      <w:pPr>
+        <w:spacing w:after="120"/>
+        <w:rPr>
+          <w:color w:val="000000" w:themeColor="text1"/>
+          <w:sz w:val="22"/>
+        </w:rPr>
+      </w:pPr>
+      <w:r>
+        <w:rPr>
+          <w:color w:val="000000" w:themeColor="text1"/>
+          <w:sz w:val="22"/>
+        </w:rPr>
+        <w:t>and the prediction is ŷ(</w:t>
+      </w:r>
+      <w:proofErr w:type="spellStart"/>
+      <w:r>
+        <w:rPr>
+          <w:color w:val="000000" w:themeColor="text1"/>
+          <w:sz w:val="22"/>
+        </w:rPr>
+        <w:t>x_q</w:t>
+      </w:r>
+      <w:proofErr w:type="spellEnd"/>
+      <w:r>
+        <w:rPr>
+          <w:color w:val="000000" w:themeColor="text1"/>
+          <w:sz w:val="22"/>
+        </w:rPr>
+        <w:t xml:space="preserve">) = </w:t>
+      </w:r>
+      <w:proofErr w:type="spellStart"/>
+      <w:r>
+        <w:rPr>
+          <w:color w:val="000000" w:themeColor="text1"/>
+          <w:sz w:val="22"/>
+        </w:rPr>
+        <w:t>x_q</w:t>
+      </w:r>
+      <w:proofErr w:type="spellEnd"/>
+      <w:r>
+        <w:rPr>
+          <w:color w:val="000000" w:themeColor="text1"/>
+          <w:sz w:val="22"/>
+        </w:rPr>
+        <w:t>ᵀ θ*(</w:t>
+      </w:r>
+      <w:proofErr w:type="spellStart"/>
+      <w:r>
+        <w:rPr>
+          <w:color w:val="000000" w:themeColor="text1"/>
+          <w:sz w:val="22"/>
+        </w:rPr>
+        <w:t>x_q</w:t>
+      </w:r>
+      <w:proofErr w:type="spellEnd"/>
+      <w:r>
+        <w:rPr>
+          <w:color w:val="000000" w:themeColor="text1"/>
+          <w:sz w:val="22"/>
+        </w:rPr>
+        <w:t>). Because θ* is recomputed for every query, LWR — like k-NN — is a lazy learner: it stores the raw data and only fits locally at prediction time.</w:t>
+      </w:r>
+    </w:p>
+    <w:p>
+      <w:pPr>
+        <w:pStyle w:val="Heading2"/>
+        <w:spacing w:before="240" w:after="120"/>
+        <w:rPr>
+          <w:b/>
+          <w:color w:val="000000" w:themeColor="text1"/>
+          <w:sz w:val="28"/>
+        </w:rPr>
+      </w:pPr>
+      <w:r>
+        <w:rPr>
+          <w:b/>
+          <w:color w:val="000000" w:themeColor="text1"/>
+          <w:sz w:val="28"/>
+        </w:rPr>
+        <w:t>Algorithm</w:t>
+      </w:r>
+    </w:p>
+    <w:p>
+      <w:pPr>
+        <w:pStyle w:val="ListParagraph"/>
+        <w:numPr>
+          <w:ilvl w:val="0"/>
+          <w:numId w:val="1"/>
+        </w:numPr>
+        <w:spacing w:after="60"/>
+        <w:rPr>
+          <w:color w:val="000000" w:themeColor="text1"/>
+          <w:sz w:val="22"/>
+        </w:rPr>
+      </w:pPr>
+      <w:r>
+        <w:rPr>
+          <w:color w:val="000000" w:themeColor="text1"/>
+          <w:sz w:val="22"/>
+        </w:rPr>
+        <w:t>Standardise features exactly as for k-NN (weights are distance-based, so scale sensitivity is identical).</w:t>
+      </w:r>
+    </w:p>
+    <w:p>
+      <w:pPr>
+        <w:pStyle w:val="ListParagraph"/>
+        <w:numPr>
+          <w:ilvl w:val="0"/>
+          <w:numId w:val="1"/>
+        </w:numPr>
+        <w:spacing w:after="60"/>
+        <w:rPr>
+          <w:color w:val="000000" w:themeColor="text1"/>
+          <w:sz w:val="22"/>
+        </w:rPr>
+      </w:pPr>
+      <w:r>
+        <w:rPr>
+          <w:color w:val="000000" w:themeColor="text1"/>
+          <w:sz w:val="22"/>
+        </w:rPr>
+        <w:t xml:space="preserve">For each query </w:t>
+      </w:r>
+      <w:proofErr w:type="spellStart"/>
+      <w:r>
+        <w:rPr>
+          <w:color w:val="000000" w:themeColor="text1"/>
+          <w:sz w:val="22"/>
+        </w:rPr>
+        <w:t>x_q</w:t>
+      </w:r>
+      <w:proofErr w:type="spellEnd"/>
+      <w:r>
+        <w:rPr>
+          <w:color w:val="000000" w:themeColor="text1"/>
+          <w:sz w:val="22"/>
+        </w:rPr>
+        <w:t xml:space="preserve">: compute </w:t>
+      </w:r>
+      <w:proofErr w:type="spellStart"/>
+      <w:r>
+        <w:rPr>
+          <w:color w:val="000000" w:themeColor="text1"/>
+          <w:sz w:val="22"/>
+        </w:rPr>
+        <w:t>w_i</w:t>
+      </w:r>
+      <w:proofErr w:type="spellEnd"/>
+      <w:r>
+        <w:rPr>
+          <w:color w:val="000000" w:themeColor="text1"/>
+          <w:sz w:val="22"/>
+        </w:rPr>
+        <w:t>(</w:t>
+      </w:r>
+      <w:proofErr w:type="spellStart"/>
+      <w:r>
+        <w:rPr>
+          <w:color w:val="000000" w:themeColor="text1"/>
+          <w:sz w:val="22"/>
+        </w:rPr>
+        <w:t>x_q</w:t>
+      </w:r>
+      <w:proofErr w:type="spellEnd"/>
+      <w:r>
+        <w:rPr>
+          <w:color w:val="000000" w:themeColor="text1"/>
+          <w:sz w:val="22"/>
+        </w:rPr>
+        <w:t xml:space="preserve">) for all </w:t>
+      </w:r>
+      <w:proofErr w:type="spellStart"/>
+      <w:r>
+        <w:rPr>
+          <w:color w:val="000000" w:themeColor="text1"/>
+          <w:sz w:val="22"/>
+        </w:rPr>
+        <w:t>i</w:t>
+      </w:r>
+      <w:proofErr w:type="spellEnd"/>
+      <w:r>
+        <w:rPr>
+          <w:color w:val="000000" w:themeColor="text1"/>
+          <w:sz w:val="22"/>
+        </w:rPr>
+        <w:t xml:space="preserve"> via the Gaussian kernel.</w:t>
+      </w:r>
+    </w:p>
+    <w:p>
+      <w:pPr>
+        <w:pStyle w:val="ListParagraph"/>
+        <w:numPr>
+          <w:ilvl w:val="0"/>
+          <w:numId w:val="1"/>
+        </w:numPr>
+        <w:spacing w:after="60"/>
+        <w:rPr>
+          <w:color w:val="000000" w:themeColor="text1"/>
+          <w:sz w:val="22"/>
+        </w:rPr>
+      </w:pPr>
+      <w:r>
+        <w:rPr>
+          <w:color w:val="000000" w:themeColor="text1"/>
+          <w:sz w:val="22"/>
+        </w:rPr>
+        <w:t xml:space="preserve">Form W = </w:t>
+      </w:r>
+      <w:proofErr w:type="spellStart"/>
+      <w:r>
+        <w:rPr>
+          <w:color w:val="000000" w:themeColor="text1"/>
+          <w:sz w:val="22"/>
+        </w:rPr>
+        <w:t>diag</w:t>
+      </w:r>
+      <w:proofErr w:type="spellEnd"/>
+      <w:r>
+        <w:rPr>
+          <w:color w:val="000000" w:themeColor="text1"/>
+          <w:sz w:val="22"/>
+        </w:rPr>
+        <w:t xml:space="preserve">(w) and solve the normal equations θ* = (XᵀWX)⁻¹XᵀWy (use </w:t>
+      </w:r>
+      <w:proofErr w:type="spellStart"/>
+      <w:proofErr w:type="gramStart"/>
+      <w:r>
+        <w:rPr>
+          <w:color w:val="000000" w:themeColor="text1"/>
+          <w:sz w:val="22"/>
+        </w:rPr>
+        <w:t>np.linalg</w:t>
+      </w:r>
+      <w:proofErr w:type="gramEnd"/>
+      <w:r>
+        <w:rPr>
+          <w:color w:val="000000" w:themeColor="text1"/>
+          <w:sz w:val="22"/>
+        </w:rPr>
+        <w:t>.solve</w:t>
+      </w:r>
+      <w:proofErr w:type="spellEnd"/>
+      <w:r>
+        <w:rPr>
+          <w:color w:val="000000" w:themeColor="text1"/>
+          <w:sz w:val="22"/>
+        </w:rPr>
+        <w:t xml:space="preserve"> rather than an explicit matrix inverse, for numerical stability).</w:t>
+      </w:r>
+    </w:p>
+    <w:p>
+      <w:pPr>
+        <w:pStyle w:val="ListParagraph"/>
+        <w:numPr>
+          <w:ilvl w:val="0"/>
+          <w:numId w:val="1"/>
+        </w:numPr>
+        <w:spacing w:after="60"/>
+        <w:rPr>
+          <w:color w:val="000000" w:themeColor="text1"/>
+          <w:sz w:val="22"/>
+        </w:rPr>
+      </w:pPr>
+      <w:r>
+        <w:rPr>
+          <w:color w:val="000000" w:themeColor="text1"/>
+          <w:sz w:val="22"/>
+        </w:rPr>
+        <w:t>Predict ŷ(</w:t>
+      </w:r>
+      <w:proofErr w:type="spellStart"/>
+      <w:r>
+        <w:rPr>
+          <w:color w:val="000000" w:themeColor="text1"/>
+          <w:sz w:val="22"/>
+        </w:rPr>
+        <w:t>x_q</w:t>
+      </w:r>
+      <w:proofErr w:type="spellEnd"/>
+      <w:r>
+        <w:rPr>
+          <w:color w:val="000000" w:themeColor="text1"/>
+          <w:sz w:val="22"/>
+        </w:rPr>
+        <w:t xml:space="preserve">) = </w:t>
+      </w:r>
+      <w:proofErr w:type="spellStart"/>
+      <w:r>
+        <w:rPr>
+          <w:color w:val="000000" w:themeColor="text1"/>
+          <w:sz w:val="22"/>
+        </w:rPr>
+        <w:t>x_q</w:t>
+      </w:r>
+      <w:proofErr w:type="spellEnd"/>
+      <w:r>
+        <w:rPr>
+          <w:color w:val="000000" w:themeColor="text1"/>
+          <w:sz w:val="22"/>
+        </w:rPr>
+        <w:t>ᵀ θ*.</w:t>
+      </w:r>
+    </w:p>
+    <w:p>
+      <w:pPr>
+        <w:pStyle w:val="ListParagraph"/>
+        <w:numPr>
+          <w:ilvl w:val="0"/>
+          <w:numId w:val="1"/>
+        </w:numPr>
+        <w:spacing w:after="60"/>
+        <w:rPr>
+          <w:color w:val="000000" w:themeColor="text1"/>
+          <w:sz w:val="22"/>
+        </w:rPr>
+      </w:pPr>
+      <w:r>
+        <w:rPr>
+          <w:color w:val="000000" w:themeColor="text1"/>
+          <w:sz w:val="22"/>
+        </w:rPr>
+        <w:t>Tune τ by the same validation-curve procedure used for k in part (b): sweep τ, plot validation RMSE, select the elbow.</w:t>
+      </w:r>
+    </w:p>
+    <w:p>
+      <w:pPr>
+        <w:pStyle w:val="Heading2"/>
+        <w:spacing w:before="240" w:after="120"/>
+        <w:rPr>
+          <w:b/>
+          <w:color w:val="000000" w:themeColor="text1"/>
+          <w:sz w:val="28"/>
+        </w:rPr>
+      </w:pPr>
+      <w:r>
+        <w:rPr>
+          <w:b/>
+          <w:color w:val="000000" w:themeColor="text1"/>
+          <w:sz w:val="28"/>
+        </w:rPr>
+        <w:t>Analysis — Bias–Variance Comparison to k-NN</w:t>
+      </w:r>
+    </w:p>
+    <w:p>
+      <w:pPr>
+        <w:pStyle w:val="Heading3"/>
+        <w:spacing w:before="180" w:after="100"/>
+        <w:rPr>
+          <w:b/>
+          <w:color w:val="000000" w:themeColor="text1"/>
+          <w:sz w:val="28"/>
+        </w:rPr>
+      </w:pPr>
+      <w:r>
+        <w:rPr>
+          <w:b/>
+          <w:color w:val="000000" w:themeColor="text1"/>
+          <w:sz w:val="28"/>
+        </w:rPr>
+        <w:t>Theoretical comparison</w:t>
+      </w:r>
+    </w:p>
+    <w:p>
+      <w:pPr>
+        <w:pStyle w:val="ListParagraph"/>
+        <w:numPr>
+          <w:ilvl w:val="0"/>
+          <w:numId w:val="1"/>
+        </w:numPr>
+        <w:spacing w:after="60"/>
+        <w:rPr>
+          <w:color w:val="000000" w:themeColor="text1"/>
+          <w:sz w:val="22"/>
+        </w:rPr>
+      </w:pPr>
+      <w:r>
+        <w:rPr>
+          <w:color w:val="000000" w:themeColor="text1"/>
+          <w:sz w:val="22"/>
+        </w:rPr>
+        <w:t xml:space="preserve">k-NN's prediction surface is a piecewise-constant (step) function of </w:t>
+      </w:r>
+      <w:proofErr w:type="spellStart"/>
+      <w:r>
+        <w:rPr>
+          <w:color w:val="000000" w:themeColor="text1"/>
+          <w:sz w:val="22"/>
+        </w:rPr>
+        <w:t>x_q</w:t>
+      </w:r>
+      <w:proofErr w:type="spellEnd"/>
+      <w:r>
+        <w:rPr>
+          <w:color w:val="000000" w:themeColor="text1"/>
+          <w:sz w:val="22"/>
+        </w:rPr>
+        <w:t xml:space="preserve">: as </w:t>
+      </w:r>
+      <w:proofErr w:type="spellStart"/>
+      <w:r>
+        <w:rPr>
+          <w:color w:val="000000" w:themeColor="text1"/>
+          <w:sz w:val="22"/>
+        </w:rPr>
+        <w:t>x_q</w:t>
+      </w:r>
+      <w:proofErr w:type="spellEnd"/>
+      <w:r>
+        <w:rPr>
+          <w:color w:val="000000" w:themeColor="text1"/>
+          <w:sz w:val="22"/>
+        </w:rPr>
+        <w:t xml:space="preserve"> moves, the neighbour set </w:t>
+      </w:r>
+      <w:proofErr w:type="spellStart"/>
+      <w:r>
+        <w:rPr>
+          <w:color w:val="000000" w:themeColor="text1"/>
+          <w:sz w:val="22"/>
+        </w:rPr>
+        <w:t>N_k</w:t>
+      </w:r>
+      <w:proofErr w:type="spellEnd"/>
+      <w:r>
+        <w:rPr>
+          <w:color w:val="000000" w:themeColor="text1"/>
+          <w:sz w:val="22"/>
+        </w:rPr>
+        <w:t xml:space="preserve"> changes discretely, producing discontinuous jumps in ŷ. This is a source of variance that is purely a function of neighbour-set membership, independent of any linearity assumption.</w:t>
+      </w:r>
+    </w:p>
+    <w:p>
+      <w:pPr>
+        <w:pStyle w:val="ListParagraph"/>
+        <w:numPr>
+          <w:ilvl w:val="0"/>
+          <w:numId w:val="1"/>
+        </w:numPr>
+        <w:spacing w:after="60"/>
+        <w:rPr>
+          <w:color w:val="000000" w:themeColor="text1"/>
+          <w:sz w:val="22"/>
+        </w:rPr>
+      </w:pPr>
+      <w:r>
+        <w:rPr>
+          <w:color w:val="000000" w:themeColor="text1"/>
+          <w:sz w:val="22"/>
+        </w:rPr>
+        <w:lastRenderedPageBreak/>
+        <w:t xml:space="preserve">LWR's prediction surface is smooth and locally linear: because weights decay continuously with distance rather than switching on/off at a hard </w:t>
+      </w:r>
+      <w:proofErr w:type="spellStart"/>
+      <w:r>
+        <w:rPr>
+          <w:color w:val="000000" w:themeColor="text1"/>
+          <w:sz w:val="22"/>
+        </w:rPr>
+        <w:t>cutoff</w:t>
+      </w:r>
+      <w:proofErr w:type="spellEnd"/>
+      <w:r>
+        <w:rPr>
+          <w:color w:val="000000" w:themeColor="text1"/>
+          <w:sz w:val="22"/>
+        </w:rPr>
+        <w:t xml:space="preserve">, small movements in </w:t>
+      </w:r>
+      <w:proofErr w:type="spellStart"/>
+      <w:r>
+        <w:rPr>
+          <w:color w:val="000000" w:themeColor="text1"/>
+          <w:sz w:val="22"/>
+        </w:rPr>
+        <w:t>x_q</w:t>
+      </w:r>
+      <w:proofErr w:type="spellEnd"/>
+      <w:r>
+        <w:rPr>
+          <w:color w:val="000000" w:themeColor="text1"/>
+          <w:sz w:val="22"/>
+        </w:rPr>
+        <w:t xml:space="preserve"> produce small movements in ŷ. This structurally reduces variance relative to k-NN for the same effective neighbourhood size.</w:t>
+      </w:r>
+    </w:p>
+    <w:p>
+      <w:pPr>
+        <w:pStyle w:val="ListParagraph"/>
+        <w:numPr>
+          <w:ilvl w:val="0"/>
+          <w:numId w:val="1"/>
+        </w:numPr>
+        <w:spacing w:after="60"/>
+        <w:rPr>
+          <w:color w:val="000000" w:themeColor="text1"/>
+          <w:sz w:val="22"/>
+        </w:rPr>
+      </w:pPr>
+      <w:r>
+        <w:rPr>
+          <w:color w:val="000000" w:themeColor="text1"/>
+          <w:sz w:val="22"/>
+        </w:rPr>
+        <w:t>The trade-off is model-form bias: LWR assumes the target is approximately linear within each local neighbourhood. Where the true rainfall–GDD–yield relationship is strongly non-linear even locally (e.g., near a yield-collapse threshold caused by heat stress), the local linear assumption introduces bias that k-NN, which makes no functional-form assumption, does not share.</w:t>
+      </w:r>
+    </w:p>
+    <w:p>
+      <w:pPr>
+        <w:pStyle w:val="Heading3"/>
+        <w:spacing w:before="180" w:after="100"/>
+        <w:rPr>
+          <w:b/>
+          <w:color w:val="000000" w:themeColor="text1"/>
+          <w:sz w:val="28"/>
+        </w:rPr>
+      </w:pPr>
+      <w:r>
+        <w:rPr>
+          <w:b/>
+          <w:color w:val="000000" w:themeColor="text1"/>
+          <w:sz w:val="28"/>
+        </w:rPr>
+        <w:t>Empirical comparison protocol</w:t>
+      </w:r>
+    </w:p>
+    <w:p>
+      <w:pPr>
+        <w:pStyle w:val="ListParagraph"/>
+        <w:numPr>
+          <w:ilvl w:val="0"/>
+          <w:numId w:val="1"/>
+        </w:numPr>
+        <w:spacing w:after="60"/>
+        <w:rPr>
+          <w:color w:val="000000" w:themeColor="text1"/>
+          <w:sz w:val="22"/>
+        </w:rPr>
+      </w:pPr>
+      <w:r>
+        <w:rPr>
+          <w:color w:val="000000" w:themeColor="text1"/>
+          <w:sz w:val="22"/>
+        </w:rPr>
+        <w:t>Fit both models on the same training folds and record validation RMSE, and separately record (</w:t>
+      </w:r>
+      <w:proofErr w:type="spellStart"/>
+      <w:r>
+        <w:rPr>
+          <w:color w:val="000000" w:themeColor="text1"/>
+          <w:sz w:val="22"/>
+        </w:rPr>
+        <w:t>i</w:t>
+      </w:r>
+      <w:proofErr w:type="spellEnd"/>
+      <w:r>
+        <w:rPr>
+          <w:color w:val="000000" w:themeColor="text1"/>
+          <w:sz w:val="22"/>
+        </w:rPr>
+        <w:t>) the variance of predictions across bootstrap resamples of the training set (variance) and (ii) the average residual on regions with a known, clearly non-linear relationship such as heat-stress thresholds (bias proxy).</w:t>
+      </w:r>
+    </w:p>
+    <w:p>
+      <w:pPr>
+        <w:pStyle w:val="ListParagraph"/>
+        <w:numPr>
+          <w:ilvl w:val="0"/>
+          <w:numId w:val="1"/>
+        </w:numPr>
+        <w:spacing w:after="60"/>
+        <w:rPr>
+          <w:color w:val="000000" w:themeColor="text1"/>
+          <w:sz w:val="22"/>
+        </w:rPr>
+      </w:pPr>
+      <w:r>
+        <w:rPr>
+          <w:color w:val="000000" w:themeColor="text1"/>
+          <w:sz w:val="22"/>
+        </w:rPr>
+        <w:t>Expect LWR to show lower prediction variance across bootstrap resamples than k-NN at comparable effective neighbourhood size, but larger residual bias specifically in non-linear regions of the feature space (e.g., near threshold temperatures where yield drops sharply).</w:t>
+      </w:r>
+    </w:p>
+    <w:p>
+      <w:pPr>
+        <w:spacing w:after="60"/>
+        <w:rPr>
+          <w:color w:val="000000" w:themeColor="text1"/>
+          <w:sz w:val="22"/>
+        </w:rPr>
+      </w:pPr>
+    </w:p>
+    <w:p>
+      <w:pPr>
+        <w:spacing w:after="60"/>
+        <w:rPr>
+          <w:color w:val="000000" w:themeColor="text1"/>
+          <w:sz w:val="22"/>
+        </w:rPr>
+      </w:pPr>
+      <w:r>
+        <w:rPr>
+          <w:noProof/>
+          <w:color w:val="000000" w:themeColor="text1"/>
+          <w:sz w:val="22"/>
+        </w:rPr>
+        <w:drawing>
+          <wp:inline distT="0" distB="0" distL="0" distR="0" wp14:anchorId="1B3BF77F" wp14:editId="02BBE646">
+            <wp:extent cx="5943600" cy="4611370"/>
+            <wp:effectExtent l="0" t="0" r="0" b="0"/>
+            <wp:docPr id="2" name="Picture 2"/>
+            <wp:cNvGraphicFramePr>
+              <a:graphicFrameLocks xmlns:a="http://schemas.openxmlformats.org/drawingml/2006/main" noChangeAspect="1"/>
+            </wp:cNvGraphicFramePr>
+            <a:graphic xmlns:a="http://schemas.openxmlformats.org/drawingml/2006/main">
+              <a:graphicData uri="http://schemas.openxmlformats.org/drawingml/2006/picture">
+                <pic:pic xmlns:pic="http://schemas.openxmlformats.org/drawingml/2006/picture">
+                  <pic:nvPicPr>
+                    <pic:cNvPr id="1" name=""/>
+                    <pic:cNvPicPr/>
+                  </pic:nvPicPr>
+                  <pic:blipFill>
+                    <a:blip r:embed="rId9"/>
+                    <a:stretch>
+                      <a:fillRect/>
+                    </a:stretch>
+                  </pic:blipFill>
+                  <pic:spPr>
+                    <a:xfrm>
+                      <a:off x="0" y="0"/>
                       <a:ext cx="5943600" cy="4611370"/>
                     </a:xfrm>
                     <a:prstGeom prst="rect">
@@ -4344,6 +4445,57 @@
     </w:p>
     <w:p>
       <w:pPr>
+        <w:spacing w:after="60"/>
+        <w:rPr>
+          <w:color w:val="000000" w:themeColor="text1"/>
+          <w:sz w:val="22"/>
+        </w:rPr>
+      </w:pPr>
+      <w:r>
+        <w:rPr>
+          <w:color w:val="000000" w:themeColor="text1"/>
+          <w:sz w:val="22"/>
+        </w:rPr>
+        <w:lastRenderedPageBreak/>
+        <w:drawing>
+          <wp:inline distT="0" distB="0" distL="0" distR="0" wp14:anchorId="36F7D0B4" wp14:editId="3E5AA9C3">
+            <wp:extent cx="5943600" cy="4205605"/>
+            <wp:effectExtent l="0" t="0" r="0" b="4445"/>
+            <wp:docPr id="9" name="Picture 9"/>
+            <wp:cNvGraphicFramePr>
+              <a:graphicFrameLocks xmlns:a="http://schemas.openxmlformats.org/drawingml/2006/main" noChangeAspect="1"/>
+            </wp:cNvGraphicFramePr>
+            <a:graphic xmlns:a="http://schemas.openxmlformats.org/drawingml/2006/main">
+              <a:graphicData uri="http://schemas.openxmlformats.org/drawingml/2006/picture">
+                <pic:pic xmlns:pic="http://schemas.openxmlformats.org/drawingml/2006/picture">
+                  <pic:nvPicPr>
+                    <pic:cNvPr id="1" name=""/>
+                    <pic:cNvPicPr/>
+                  </pic:nvPicPr>
+                  <pic:blipFill>
+                    <a:blip r:embed="rId10"/>
+                    <a:stretch>
+                      <a:fillRect/>
+                    </a:stretch>
+                  </pic:blipFill>
+                  <pic:spPr>
+                    <a:xfrm>
+                      <a:off x="0" y="0"/>
+                      <a:ext cx="5943600" cy="4205605"/>
+                    </a:xfrm>
+                    <a:prstGeom prst="rect">
+                      <a:avLst/>
+                    </a:prstGeom>
+                  </pic:spPr>
+                </pic:pic>
+              </a:graphicData>
+            </a:graphic>
+          </wp:inline>
+        </w:drawing>
+      </w:r>
+    </w:p>
+    <w:p>
+      <w:pPr>
         <w:pStyle w:val="Heading2"/>
         <w:spacing w:before="240" w:after="120"/>
         <w:rPr>
@@ -4461,39 +4613,39 @@
           <w:color w:val="000000" w:themeColor="text1"/>
           <w:sz w:val="28"/>
         </w:rPr>
+        <w:t>Theory</w:t>
+      </w:r>
+    </w:p>
+    <w:p>
+      <w:pPr>
+        <w:spacing w:after="120"/>
+        <w:rPr>
+          <w:color w:val="000000" w:themeColor="text1"/>
+          <w:sz w:val="22"/>
+        </w:rPr>
+      </w:pPr>
+      <w:r>
+        <w:rPr>
+          <w:color w:val="000000" w:themeColor="text1"/>
+          <w:sz w:val="22"/>
+        </w:rPr>
+        <w:t>The problem is discretised so that each district–season instance is described by four ordinal attributes, each with values {Low, Medium, High}: Rainfall, Temperature, Soil-Moisture and Growing-Degree-Days (GDD). The target concept to be learned is "Favourable-Yield-Season" (label = 1 for seasons whose realised yield fell in the top risk band, i.e. low agronomic risk; label = 0 otherwise).</w:t>
+      </w:r>
+    </w:p>
+    <w:p>
+      <w:pPr>
+        <w:spacing w:after="120"/>
+        <w:rPr>
+          <w:color w:val="000000" w:themeColor="text1"/>
+          <w:sz w:val="22"/>
+        </w:rPr>
+      </w:pPr>
+      <w:r>
+        <w:rPr>
+          <w:color w:val="000000" w:themeColor="text1"/>
+          <w:sz w:val="22"/>
+        </w:rPr>
         <w:lastRenderedPageBreak/>
-        <w:t>Theory</w:t>
-      </w:r>
-    </w:p>
-    <w:p>
-      <w:pPr>
-        <w:spacing w:after="120"/>
-        <w:rPr>
-          <w:color w:val="000000" w:themeColor="text1"/>
-          <w:sz w:val="22"/>
-        </w:rPr>
-      </w:pPr>
-      <w:r>
-        <w:rPr>
-          <w:color w:val="000000" w:themeColor="text1"/>
-          <w:sz w:val="22"/>
-        </w:rPr>
-        <w:t>The problem is discretised so that each district–season instance is described by four ordinal attributes, each with values {Low, Medium, High}: Rainfall, Temperature, Soil-Moisture and Growing-Degree-Days (GDD). The target concept to be learned is "Favourable-Yield-Season" (label = 1 for seasons whose realised yield fell in the top risk band, i.e. low agronomic risk; label = 0 otherwise).</w:t>
-      </w:r>
-    </w:p>
-    <w:p>
-      <w:pPr>
-        <w:spacing w:after="120"/>
-        <w:rPr>
-          <w:color w:val="000000" w:themeColor="text1"/>
-          <w:sz w:val="22"/>
-        </w:rPr>
-      </w:pPr>
-      <w:r>
-        <w:rPr>
-          <w:color w:val="000000" w:themeColor="text1"/>
-          <w:sz w:val="22"/>
-        </w:rPr>
         <w:t>A hypothesis is a conjunction of constraints, one per attribute, drawn from {specific value, "?" (any value accepted), "</w:t>
       </w:r>
       <w:r>
@@ -5576,7 +5728,6 @@
           <w:color w:val="000000" w:themeColor="text1"/>
           <w:sz w:val="22"/>
         </w:rPr>
-        <w:lastRenderedPageBreak/>
         <w:t>For each training example d: if d is positive, remove from G any hypothesis inconsistent with d; generalise each hypothesis in S that does not cover d minimally so that it does, while ensuring it is still more specific than some hypothesis in G; remove from S any hypothesis more general than another hypothesis in S.</w:t>
       </w:r>
     </w:p>
@@ -5619,6 +5770,7 @@
           <w:color w:val="000000" w:themeColor="text1"/>
           <w:sz w:val="22"/>
         </w:rPr>
+        <w:lastRenderedPageBreak/>
         <w:t>Terminate when all examples are processed, or report failure if S or G become empty (no hypothesis in the representation is consistent with the data — see below).</w:t>
       </w:r>
     </w:p>
@@ -5729,7 +5881,6 @@
           <w:color w:val="000000" w:themeColor="text1"/>
           <w:sz w:val="22"/>
         </w:rPr>
-        <w:lastRenderedPageBreak/>
         <w:drawing>
           <wp:inline distT="0" distB="0" distL="0" distR="0" wp14:anchorId="4829A71C" wp14:editId="7B3C31CB">
             <wp:extent cx="5906012" cy="4198984"/>
@@ -5746,7 +5897,7 @@
                     <pic:cNvPicPr/>
                   </pic:nvPicPr>
                   <pic:blipFill>
-                    <a:blip r:embed="rId8"/>
+                    <a:blip r:embed="rId11"/>
                     <a:stretch>
                       <a:fillRect/>
                     </a:stretch>
@@ -5766,6 +5917,68 @@
           </wp:inline>
         </w:drawing>
       </w:r>
+    </w:p>
+    <w:p>
+      <w:pPr>
+        <w:spacing w:after="120"/>
+        <w:rPr>
+          <w:color w:val="000000" w:themeColor="text1"/>
+          <w:sz w:val="22"/>
+        </w:rPr>
+      </w:pPr>
+    </w:p>
+    <w:p>
+      <w:pPr>
+        <w:spacing w:after="120"/>
+        <w:rPr>
+          <w:color w:val="000000" w:themeColor="text1"/>
+          <w:sz w:val="22"/>
+        </w:rPr>
+      </w:pPr>
+      <w:r>
+        <w:rPr>
+          <w:color w:val="000000" w:themeColor="text1"/>
+          <w:sz w:val="22"/>
+        </w:rPr>
+        <w:lastRenderedPageBreak/>
+        <w:drawing>
+          <wp:inline distT="0" distB="0" distL="0" distR="0" wp14:anchorId="0CBA563E" wp14:editId="3A368337">
+            <wp:extent cx="5943600" cy="3388995"/>
+            <wp:effectExtent l="0" t="0" r="0" b="1905"/>
+            <wp:docPr id="10" name="Picture 10"/>
+            <wp:cNvGraphicFramePr>
+              <a:graphicFrameLocks xmlns:a="http://schemas.openxmlformats.org/drawingml/2006/main" noChangeAspect="1"/>
+            </wp:cNvGraphicFramePr>
+            <a:graphic xmlns:a="http://schemas.openxmlformats.org/drawingml/2006/main">
+              <a:graphicData uri="http://schemas.openxmlformats.org/drawingml/2006/picture">
+                <pic:pic xmlns:pic="http://schemas.openxmlformats.org/drawingml/2006/picture">
+                  <pic:nvPicPr>
+                    <pic:cNvPr id="1" name=""/>
+                    <pic:cNvPicPr/>
+                  </pic:nvPicPr>
+                  <pic:blipFill>
+                    <a:blip r:embed="rId12"/>
+                    <a:stretch>
+                      <a:fillRect/>
+                    </a:stretch>
+                  </pic:blipFill>
+                  <pic:spPr>
+                    <a:xfrm>
+                      <a:off x="0" y="0"/>
+                      <a:ext cx="5943600" cy="3388995"/>
+                    </a:xfrm>
+                    <a:prstGeom prst="rect">
+                      <a:avLst/>
+                    </a:prstGeom>
+                  </pic:spPr>
+                </pic:pic>
+              </a:graphicData>
+            </a:graphic>
+          </wp:inline>
+        </w:drawing>
+      </w:r>
+      <w:bookmarkStart w:id="0" w:name="_GoBack"/>
+      <w:bookmarkEnd w:id="0"/>
     </w:p>
     <w:p>
       <w:pPr>
@@ -6122,7 +6335,6 @@
                 <w:color w:val="000000" w:themeColor="text1"/>
                 <w:sz w:val="22"/>
               </w:rPr>
-              <w:lastRenderedPageBreak/>
               <w:t>Mahalanobis</w:t>
             </w:r>
             <w:proofErr w:type="spellEnd"/>
@@ -6370,6 +6582,7 @@
                 <w:color w:val="000000" w:themeColor="text1"/>
                 <w:sz w:val="22"/>
               </w:rPr>
+              <w:lastRenderedPageBreak/>
               <w:t>Brute-force k-NN, m queries</w:t>
             </w:r>
           </w:p>
@@ -7637,7 +7850,7 @@
                     <pic:cNvPicPr/>
                   </pic:nvPicPr>
                   <pic:blipFill>
-                    <a:blip r:embed="rId9"/>
+                    <a:blip r:embed="rId13"/>
                     <a:stretch>
                       <a:fillRect/>
                     </a:stretch>
@@ -8067,7 +8280,7 @@
                     <pic:cNvPicPr/>
                   </pic:nvPicPr>
                   <pic:blipFill>
-                    <a:blip r:embed="rId10"/>
+                    <a:blip r:embed="rId14"/>
                     <a:stretch>
                       <a:fillRect/>
                     </a:stretch>
